--- a/public/template_document/HUNIAN.docx
+++ b/public/template_document/HUNIAN.docx
@@ -1,12 +1,13 @@
 
 <file path=word/document.xml><?xml version="1.0" encoding="utf-8"?>
-<w:document xmlns:wpc="http://schemas.microsoft.com/office/word/2010/wordprocessingCanvas" xmlns:cx="http://schemas.microsoft.com/office/drawing/2014/chartex" xmlns:cx1="http://schemas.microsoft.com/office/drawing/2015/9/8/chartex" xmlns:cx2="http://schemas.microsoft.com/office/drawing/2015/10/21/chartex" xmlns:cx3="http://schemas.microsoft.com/office/drawing/2016/5/9/chartex" xmlns:cx4="http://schemas.microsoft.com/office/drawing/2016/5/10/chartex" xmlns:cx5="http://schemas.microsoft.com/office/drawing/2016/5/11/chartex" xmlns:cx6="http://schemas.microsoft.com/office/drawing/2016/5/12/chartex" xmlns:cx7="http://schemas.microsoft.com/office/drawing/2016/5/13/chartex" xmlns:cx8="http://schemas.microsoft.com/office/drawing/2016/5/14/chartex" xmlns:mc="http://schemas.openxmlformats.org/markup-compatibility/2006" xmlns:aink="http://schemas.microsoft.com/office/drawing/2016/ink" xmlns:am3d="http://schemas.microsoft.com/office/drawing/2017/model3d" xmlns:o="urn:schemas-microsoft-com:office:office" xmlns:oel="http://schemas.microsoft.com/office/2019/extlst" xmlns:r="http://schemas.openxmlformats.org/officeDocument/2006/relationships" xmlns:m="http://schemas.openxmlformats.org/officeDocument/2006/math" xmlns:v="urn:schemas-microsoft-com:vml" xmlns:wp14="http://schemas.microsoft.com/office/word/2010/wordprocessingDrawing" xmlns:wp="http://schemas.openxmlformats.org/drawingml/2006/wordprocessingDrawing" xmlns:w10="urn:schemas-microsoft-com:office:word" xmlns:w="http://schemas.openxmlformats.org/wordprocessingml/2006/main" xmlns:w14="http://schemas.microsoft.com/office/word/2010/wordml" xmlns:w15="http://schemas.microsoft.com/office/word/2012/wordml" xmlns:w16cex="http://schemas.microsoft.com/office/word/2018/wordml/cex" xmlns:w16cid="http://schemas.microsoft.com/office/word/2016/wordml/cid" xmlns:w16="http://schemas.microsoft.com/office/word/2018/wordml" xmlns:w16du="http://schemas.microsoft.com/office/word/2023/wordml/word16du" xmlns:w16sdtdh="http://schemas.microsoft.com/office/word/2020/wordml/sdtdatahash" xmlns:w16sdtfl="http://schemas.microsoft.com/office/word/2024/wordml/sdtformatlock" xmlns:w16se="http://schemas.microsoft.com/office/word/2015/wordml/symex" xmlns:wpg="http://schemas.microsoft.com/office/word/2010/wordprocessingGroup" xmlns:wpi="http://schemas.microsoft.com/office/word/2010/wordprocessingInk" xmlns:wne="http://schemas.microsoft.com/office/word/2006/wordml" xmlns:wps="http://schemas.microsoft.com/office/word/2010/wordprocessingShape" mc:Ignorable="w14 w15 w16se w16cid w16 w16cex w16sdtdh w16sdtfl w16du wp14">
+<w:document xmlns:wpc="http://schemas.microsoft.com/office/word/2010/wordprocessingCanvas" xmlns:cx="http://schemas.microsoft.com/office/drawing/2014/chartex" xmlns:cx1="http://schemas.microsoft.com/office/drawing/2015/9/8/chartex" xmlns:cx2="http://schemas.microsoft.com/office/drawing/2015/10/21/chartex" xmlns:cx3="http://schemas.microsoft.com/office/drawing/2016/5/9/chartex" xmlns:cx4="http://schemas.microsoft.com/office/drawing/2016/5/10/chartex" xmlns:cx5="http://schemas.microsoft.com/office/drawing/2016/5/11/chartex" xmlns:cx6="http://schemas.microsoft.com/office/drawing/2016/5/12/chartex" xmlns:cx7="http://schemas.microsoft.com/office/drawing/2016/5/13/chartex" xmlns:cx8="http://schemas.microsoft.com/office/drawing/2016/5/14/chartex" xmlns:mc="http://schemas.openxmlformats.org/markup-compatibility/2006" xmlns:aink="http://schemas.microsoft.com/office/drawing/2016/ink" xmlns:am3d="http://schemas.microsoft.com/office/drawing/2017/model3d" xmlns:o="urn:schemas-microsoft-com:office:office" xmlns:r="http://schemas.openxmlformats.org/officeDocument/2006/relationships" xmlns:m="http://schemas.openxmlformats.org/officeDocument/2006/math" xmlns:v="urn:schemas-microsoft-com:vml" xmlns:wp14="http://schemas.microsoft.com/office/word/2010/wordprocessingDrawing" xmlns:wp="http://schemas.openxmlformats.org/drawingml/2006/wordprocessingDrawing" xmlns:w10="urn:schemas-microsoft-com:office:word" xmlns:w="http://schemas.openxmlformats.org/wordprocessingml/2006/main" xmlns:w14="http://schemas.microsoft.com/office/word/2010/wordml" xmlns:w15="http://schemas.microsoft.com/office/word/2012/wordml" xmlns:w16cex="http://schemas.microsoft.com/office/word/2018/wordml/cex" xmlns:w16cid="http://schemas.microsoft.com/office/word/2016/wordml/cid" xmlns:w16="http://schemas.microsoft.com/office/word/2018/wordml" xmlns:w16sdtdh="http://schemas.microsoft.com/office/word/2020/wordml/sdtdatahash" xmlns:w16se="http://schemas.microsoft.com/office/word/2015/wordml/symex" xmlns:wpg="http://schemas.microsoft.com/office/word/2010/wordprocessingGroup" xmlns:wpi="http://schemas.microsoft.com/office/word/2010/wordprocessingInk" xmlns:wne="http://schemas.microsoft.com/office/word/2006/wordml" xmlns:wps="http://schemas.microsoft.com/office/word/2010/wordprocessingShape" mc:Ignorable="w14 w15 w16se w16cid w16 w16cex w16sdtdh wp14">
   <w:body>
     <w:p>
       <w:pPr>
         <w:spacing w:line="200" w:lineRule="exact"/>
         <w:rPr>
           <w:rFonts w:ascii="Times New Roman" w:eastAsia="Times New Roman" w:hAnsi="Times New Roman"/>
+          <w:lang w:val="en-US"/>
         </w:rPr>
       </w:pPr>
     </w:p>
@@ -128,47 +129,7 @@
           <w:sz w:val="21"/>
           <w:lang w:val="en-US"/>
         </w:rPr>
-        <w:t xml:space="preserve">   </w:t>
-      </w:r>
-      <w:proofErr w:type="gramStart"/>
-      <w:r>
-        <w:rPr>
-          <w:rFonts w:ascii="Tahoma" w:eastAsia="Tahoma" w:hAnsi="Tahoma"/>
-          <w:b/>
-          <w:sz w:val="21"/>
-          <w:lang w:val="en-US"/>
-        </w:rPr>
-        <w:t>NOMOR :</w:t>
-      </w:r>
-      <w:proofErr w:type="gramEnd"/>
-      <w:r>
-        <w:rPr>
-          <w:rFonts w:ascii="Tahoma" w:eastAsia="Tahoma" w:hAnsi="Tahoma"/>
-          <w:b/>
-          <w:sz w:val="21"/>
-          <w:lang w:val="en-US"/>
-        </w:rPr>
-        <w:t xml:space="preserve"> ${</w:t>
-      </w:r>
-      <w:proofErr w:type="spellStart"/>
-      <w:r>
-        <w:rPr>
-          <w:rFonts w:ascii="Tahoma" w:eastAsia="Tahoma" w:hAnsi="Tahoma"/>
-          <w:b/>
-          <w:sz w:val="21"/>
-          <w:lang w:val="en-US"/>
-        </w:rPr>
-        <w:t>no_kontrak</w:t>
-      </w:r>
-      <w:proofErr w:type="spellEnd"/>
-      <w:r>
-        <w:rPr>
-          <w:rFonts w:ascii="Tahoma" w:eastAsia="Tahoma" w:hAnsi="Tahoma"/>
-          <w:b/>
-          <w:sz w:val="21"/>
-          <w:lang w:val="en-US"/>
-        </w:rPr>
-        <w:t>}</w:t>
+        <w:t xml:space="preserve">   NOMOR : ${no_kontrak}</w:t>
       </w:r>
     </w:p>
     <w:p>
@@ -378,41 +339,13 @@
               </w:rPr>
               <w:t xml:space="preserve">  Rumah Susun dalam hal ini bertindak untuk dan atas  nama </w:t>
             </w:r>
-            <w:proofErr w:type="spellStart"/>
             <w:r>
               <w:rPr>
                 <w:rFonts w:ascii="Tahoma" w:eastAsia="Tahoma" w:hAnsi="Tahoma"/>
                 <w:sz w:val="21"/>
                 <w:lang w:val="en-US"/>
               </w:rPr>
-              <w:t>Pemerintah</w:t>
-            </w:r>
-            <w:proofErr w:type="spellEnd"/>
-            <w:r>
-              <w:rPr>
-                <w:rFonts w:ascii="Tahoma" w:eastAsia="Tahoma" w:hAnsi="Tahoma"/>
-                <w:sz w:val="21"/>
-                <w:lang w:val="en-US"/>
-              </w:rPr>
-              <w:t xml:space="preserve"> </w:t>
-            </w:r>
-            <w:proofErr w:type="spellStart"/>
-            <w:r>
-              <w:rPr>
-                <w:rFonts w:ascii="Tahoma" w:eastAsia="Tahoma" w:hAnsi="Tahoma"/>
-                <w:sz w:val="21"/>
-                <w:lang w:val="en-US"/>
-              </w:rPr>
-              <w:t>Kabupaten</w:t>
-            </w:r>
-            <w:proofErr w:type="spellEnd"/>
-            <w:r>
-              <w:rPr>
-                <w:rFonts w:ascii="Tahoma" w:eastAsia="Tahoma" w:hAnsi="Tahoma"/>
-                <w:sz w:val="21"/>
-                <w:lang w:val="en-US"/>
-              </w:rPr>
-              <w:t xml:space="preserve"> Bandung</w:t>
+              <w:t>Pemerintah Kabupaten Bandung</w:t>
             </w:r>
             <w:r>
               <w:rPr>
@@ -427,61 +360,7 @@
                 <w:sz w:val="21"/>
                 <w:lang w:val="en-US"/>
               </w:rPr>
-              <w:t xml:space="preserve">Dinas </w:t>
-            </w:r>
-            <w:proofErr w:type="spellStart"/>
-            <w:r>
-              <w:rPr>
-                <w:rFonts w:ascii="Tahoma" w:eastAsia="Tahoma" w:hAnsi="Tahoma"/>
-                <w:sz w:val="21"/>
-                <w:lang w:val="en-US"/>
-              </w:rPr>
-              <w:t>Perumahan</w:t>
-            </w:r>
-            <w:proofErr w:type="spellEnd"/>
-            <w:r>
-              <w:rPr>
-                <w:rFonts w:ascii="Tahoma" w:eastAsia="Tahoma" w:hAnsi="Tahoma"/>
-                <w:sz w:val="21"/>
-                <w:lang w:val="en-US"/>
-              </w:rPr>
-              <w:t xml:space="preserve"> dan Kawasan </w:t>
-            </w:r>
-            <w:proofErr w:type="spellStart"/>
-            <w:r>
-              <w:rPr>
-                <w:rFonts w:ascii="Tahoma" w:eastAsia="Tahoma" w:hAnsi="Tahoma"/>
-                <w:sz w:val="21"/>
-                <w:lang w:val="en-US"/>
-              </w:rPr>
-              <w:t>Permukiman</w:t>
-            </w:r>
-            <w:proofErr w:type="spellEnd"/>
-            <w:r>
-              <w:rPr>
-                <w:rFonts w:ascii="Tahoma" w:eastAsia="Tahoma" w:hAnsi="Tahoma"/>
-                <w:sz w:val="21"/>
-                <w:lang w:val="en-US"/>
-              </w:rPr>
-              <w:t xml:space="preserve"> dan </w:t>
-            </w:r>
-            <w:proofErr w:type="spellStart"/>
-            <w:r>
-              <w:rPr>
-                <w:rFonts w:ascii="Tahoma" w:eastAsia="Tahoma" w:hAnsi="Tahoma"/>
-                <w:sz w:val="21"/>
-                <w:lang w:val="en-US"/>
-              </w:rPr>
-              <w:t>Pertanahan</w:t>
-            </w:r>
-            <w:proofErr w:type="spellEnd"/>
-            <w:r>
-              <w:rPr>
-                <w:rFonts w:ascii="Tahoma" w:eastAsia="Tahoma" w:hAnsi="Tahoma"/>
-                <w:sz w:val="21"/>
-                <w:lang w:val="en-US"/>
-              </w:rPr>
-              <w:t xml:space="preserve"> </w:t>
+              <w:t xml:space="preserve">Dinas Perumahan dan Kawasan Permukiman dan Pertanahan </w:t>
             </w:r>
             <w:r>
               <w:rPr>
@@ -490,34 +369,14 @@
               </w:rPr>
               <w:t xml:space="preserve">yang berkedudukan di </w:t>
             </w:r>
-            <w:proofErr w:type="spellStart"/>
             <w:r>
               <w:rPr>
                 <w:rFonts w:ascii="Tahoma" w:eastAsia="Tahoma" w:hAnsi="Tahoma"/>
                 <w:sz w:val="21"/>
                 <w:lang w:val="en-US"/>
               </w:rPr>
-              <w:t>Jln</w:t>
+              <w:t>Jln Raya Soreang</w:t>
             </w:r>
-            <w:proofErr w:type="spellEnd"/>
-            <w:r>
-              <w:rPr>
-                <w:rFonts w:ascii="Tahoma" w:eastAsia="Tahoma" w:hAnsi="Tahoma"/>
-                <w:sz w:val="21"/>
-                <w:lang w:val="en-US"/>
-              </w:rPr>
-              <w:t xml:space="preserve"> Raya </w:t>
-            </w:r>
-            <w:proofErr w:type="spellStart"/>
-            <w:r>
-              <w:rPr>
-                <w:rFonts w:ascii="Tahoma" w:eastAsia="Tahoma" w:hAnsi="Tahoma"/>
-                <w:sz w:val="21"/>
-                <w:lang w:val="en-US"/>
-              </w:rPr>
-              <w:t>Soreang</w:t>
-            </w:r>
-            <w:proofErr w:type="spellEnd"/>
             <w:r>
               <w:rPr>
                 <w:rFonts w:ascii="Tahoma" w:eastAsia="Tahoma" w:hAnsi="Tahoma"/>
@@ -644,16 +503,7 @@
                 <w:sz w:val="21"/>
                 <w:lang w:val="en-US"/>
               </w:rPr>
-              <w:t>${</w:t>
-            </w:r>
-            <w:proofErr w:type="spellStart"/>
-            <w:r>
-              <w:rPr>
-                <w:rFonts w:ascii="Tahoma" w:eastAsia="Tahoma" w:hAnsi="Tahoma"/>
-                <w:sz w:val="21"/>
-                <w:lang w:val="en-US"/>
-              </w:rPr>
-              <w:t>nama</w:t>
+              <w:t>${nama</w:t>
             </w:r>
             <w:r>
               <w:rPr>
@@ -663,7 +513,6 @@
               </w:rPr>
               <w:t>_penghuni</w:t>
             </w:r>
-            <w:proofErr w:type="spellEnd"/>
             <w:r>
               <w:rPr>
                 <w:rFonts w:ascii="Tahoma" w:eastAsia="Tahoma" w:hAnsi="Tahoma"/>
@@ -754,7 +603,6 @@
               </w:rPr>
               <w:t>${</w:t>
             </w:r>
-            <w:proofErr w:type="spellStart"/>
             <w:r>
               <w:rPr>
                 <w:rFonts w:ascii="Tahoma" w:eastAsia="Tahoma" w:hAnsi="Tahoma"/>
@@ -763,7 +611,6 @@
               </w:rPr>
               <w:t>alamat_penghuni</w:t>
             </w:r>
-            <w:proofErr w:type="spellEnd"/>
             <w:r>
               <w:rPr>
                 <w:rFonts w:ascii="Tahoma" w:eastAsia="Tahoma" w:hAnsi="Tahoma"/>
@@ -847,43 +694,7 @@
                 <w:sz w:val="21"/>
                 <w:lang w:val="en-US"/>
               </w:rPr>
-              <w:t>${</w:t>
-            </w:r>
-            <w:proofErr w:type="spellStart"/>
-            <w:r>
-              <w:rPr>
-                <w:rFonts w:ascii="Tahoma" w:eastAsia="Tahoma" w:hAnsi="Tahoma"/>
-                <w:sz w:val="21"/>
-                <w:lang w:val="en-US"/>
-              </w:rPr>
-              <w:t>tempat_lahir</w:t>
-            </w:r>
-            <w:proofErr w:type="spellEnd"/>
-            <w:r>
-              <w:rPr>
-                <w:rFonts w:ascii="Tahoma" w:eastAsia="Tahoma" w:hAnsi="Tahoma"/>
-                <w:sz w:val="21"/>
-                <w:lang w:val="en-US"/>
-              </w:rPr>
-              <w:t>}, ${</w:t>
-            </w:r>
-            <w:proofErr w:type="spellStart"/>
-            <w:r>
-              <w:rPr>
-                <w:rFonts w:ascii="Tahoma" w:eastAsia="Tahoma" w:hAnsi="Tahoma"/>
-                <w:sz w:val="21"/>
-                <w:lang w:val="en-US"/>
-              </w:rPr>
-              <w:t>tgl_lahir</w:t>
-            </w:r>
-            <w:proofErr w:type="spellEnd"/>
-            <w:r>
-              <w:rPr>
-                <w:rFonts w:ascii="Tahoma" w:eastAsia="Tahoma" w:hAnsi="Tahoma"/>
-                <w:sz w:val="21"/>
-                <w:lang w:val="en-US"/>
-              </w:rPr>
-              <w:t>}</w:t>
+              <w:t>${tempat_lahir}, ${tgl_lahir}</w:t>
             </w:r>
           </w:p>
         </w:tc>
@@ -958,16 +769,7 @@
                 <w:sz w:val="21"/>
                 <w:lang w:val="en-US"/>
               </w:rPr>
-              <w:t>${</w:t>
-            </w:r>
-            <w:proofErr w:type="spellStart"/>
-            <w:r>
-              <w:rPr>
-                <w:rFonts w:ascii="Tahoma" w:eastAsia="Tahoma" w:hAnsi="Tahoma"/>
-                <w:sz w:val="21"/>
-                <w:lang w:val="en-US"/>
-              </w:rPr>
-              <w:t>pekerjaan</w:t>
+              <w:t>${pekerjaan</w:t>
             </w:r>
             <w:r>
               <w:rPr>
@@ -977,7 +779,6 @@
               </w:rPr>
               <w:t>_penghuni</w:t>
             </w:r>
-            <w:proofErr w:type="spellEnd"/>
             <w:r>
               <w:rPr>
                 <w:rFonts w:ascii="Tahoma" w:eastAsia="Tahoma" w:hAnsi="Tahoma"/>
@@ -1059,16 +860,7 @@
                 <w:sz w:val="21"/>
                 <w:lang w:val="en-US"/>
               </w:rPr>
-              <w:t>${</w:t>
-            </w:r>
-            <w:proofErr w:type="spellStart"/>
-            <w:r>
-              <w:rPr>
-                <w:rFonts w:ascii="Tahoma" w:eastAsia="Tahoma" w:hAnsi="Tahoma"/>
-                <w:sz w:val="21"/>
-                <w:lang w:val="en-US"/>
-              </w:rPr>
-              <w:t>nik</w:t>
+              <w:t>${nik</w:t>
             </w:r>
             <w:r>
               <w:rPr>
@@ -1078,7 +870,6 @@
               </w:rPr>
               <w:t>_penghuni</w:t>
             </w:r>
-            <w:proofErr w:type="spellEnd"/>
             <w:r>
               <w:rPr>
                 <w:rFonts w:ascii="Tahoma" w:eastAsia="Tahoma" w:hAnsi="Tahoma"/>
@@ -1113,7 +904,14 @@
           <w:rFonts w:ascii="Tahoma" w:eastAsia="Tahoma" w:hAnsi="Tahoma"/>
           <w:sz w:val="21"/>
         </w:rPr>
-        <w:t>Dalam hal ini bertindak untuk dan atas nama Penyewa</w:t>
+        <w:t xml:space="preserve">Dalam hal ini </w:t>
+      </w:r>
+      <w:r>
+        <w:rPr>
+          <w:rFonts w:ascii="Tahoma" w:eastAsia="Tahoma" w:hAnsi="Tahoma"/>
+          <w:sz w:val="21"/>
+        </w:rPr>
+        <w:t>bertindak untuk dan atas nama Penyewa</w:t>
       </w:r>
     </w:p>
     <w:p>
@@ -1301,7 +1099,14 @@
           <w:rFonts w:ascii="Tahoma" w:eastAsia="Tahoma" w:hAnsi="Tahoma"/>
           <w:sz w:val="21"/>
         </w:rPr>
-        <w:t>Kedua belah pihak disamping mematuhi peraturan bersama juga harus mentaati Undang-Undang, Peraturan Pemerintah, maupun Peraturan Daerah (Perda) tentang rumah susun.</w:t>
+        <w:t>Kedua belah pihak disamping mematuhi peraturan bersama juga harus mentaati Undang-Undang, Peraturan Pemerintah, maupun Perat</w:t>
+      </w:r>
+      <w:r>
+        <w:rPr>
+          <w:rFonts w:ascii="Tahoma" w:eastAsia="Tahoma" w:hAnsi="Tahoma"/>
+          <w:sz w:val="21"/>
+        </w:rPr>
+        <w:t>uran Daerah (Perda) tentang rumah susun.</w:t>
       </w:r>
     </w:p>
     <w:p>
@@ -1549,7 +1354,14 @@
           <w:rFonts w:ascii="Tahoma" w:eastAsia="Tahoma" w:hAnsi="Tahoma"/>
           <w:sz w:val="21"/>
         </w:rPr>
-        <w:t>PIHAK KEDUA setuju bahwa satu satuan Rumah Susun Sederhana Sewa yang disewa sebagaimana dimaksud pada ayat (3) perjanjian ini digunakan hanya untuk tempat tinggal dan tidak dibolehkan mengubah, menambah bangunan dalam bentuk apapun.</w:t>
+        <w:t xml:space="preserve">PIHAK KEDUA setuju bahwa satu </w:t>
+      </w:r>
+      <w:r>
+        <w:rPr>
+          <w:rFonts w:ascii="Tahoma" w:eastAsia="Tahoma" w:hAnsi="Tahoma"/>
+          <w:sz w:val="21"/>
+        </w:rPr>
+        <w:t>satuan Rumah Susun Sederhana Sewa yang disewa sebagaimana dimaksud pada ayat (3) perjanjian ini digunakan hanya untuk tempat tinggal dan tidak dibolehkan mengubah, menambah bangunan dalam bentuk apapun.</w:t>
       </w:r>
     </w:p>
     <w:p>
@@ -1584,7 +1396,21 @@
           <w:rFonts w:ascii="Tahoma" w:eastAsia="Tahoma" w:hAnsi="Tahoma"/>
           <w:sz w:val="21"/>
         </w:rPr>
-        <w:t>Dalam hal Perjanjian Sewa Menyewa Rumah Susun Sederhana Sewa ini dilakukan oleh PIHAK KEDUA sebagai hunian lebih dari 1 orang yang kesemuanya mempunyai status sebagai karyawan dari PIHAK KEDUA, maka PIHAK KEDUA bertanggung jawab sepenuhnya atas keberadaan para karyawannya yang tinggal di rumah susun tersebut.</w:t>
+        <w:t>Dalam hal Perjanjian Sewa Menyewa Rumah Susun Sederh</w:t>
+      </w:r>
+      <w:r>
+        <w:rPr>
+          <w:rFonts w:ascii="Tahoma" w:eastAsia="Tahoma" w:hAnsi="Tahoma"/>
+          <w:sz w:val="21"/>
+        </w:rPr>
+        <w:t>ana Sewa ini dilakukan oleh PIHAK KEDUA sebagai hunian lebih dari 1 orang yang kesemuanya mempunyai status sebagai karyawan dari PIHAK KEDUA, maka PIHAK KEDUA bertanggung jawab sepenuhnya atas keberadaan para karyawannya yang tinggal di rumah susun tersebu</w:t>
+      </w:r>
+      <w:r>
+        <w:rPr>
+          <w:rFonts w:ascii="Tahoma" w:eastAsia="Tahoma" w:hAnsi="Tahoma"/>
+          <w:sz w:val="21"/>
+        </w:rPr>
+        <w:t>t.</w:t>
       </w:r>
     </w:p>
     <w:p>
@@ -1721,97 +1547,22 @@
           <w:rFonts w:ascii="Tahoma" w:eastAsia="Tahoma" w:hAnsi="Tahoma"/>
           <w:sz w:val="21"/>
         </w:rPr>
-        <w:t xml:space="preserve">Apabila PIHAK KEDUA terlambat membayar, maka akan </w:t>
-      </w:r>
-      <w:proofErr w:type="spellStart"/>
+        <w:t>Apabila PIHAK KEDUA terlambat membayar, mak</w:t>
+      </w:r>
+      <w:r>
+        <w:rPr>
+          <w:rFonts w:ascii="Tahoma" w:eastAsia="Tahoma" w:hAnsi="Tahoma"/>
+          <w:sz w:val="21"/>
+        </w:rPr>
+        <w:t xml:space="preserve">a akan </w:t>
+      </w:r>
       <w:r>
         <w:rPr>
           <w:rFonts w:ascii="Tahoma" w:eastAsia="Tahoma" w:hAnsi="Tahoma"/>
           <w:sz w:val="21"/>
           <w:lang w:val="en-US"/>
         </w:rPr>
-        <w:t>diberikan</w:t>
-      </w:r>
-      <w:proofErr w:type="spellEnd"/>
-      <w:r>
-        <w:rPr>
-          <w:rFonts w:ascii="Tahoma" w:eastAsia="Tahoma" w:hAnsi="Tahoma"/>
-          <w:sz w:val="21"/>
-          <w:lang w:val="en-US"/>
-        </w:rPr>
-        <w:t xml:space="preserve"> </w:t>
-      </w:r>
-      <w:proofErr w:type="spellStart"/>
-      <w:r>
-        <w:rPr>
-          <w:rFonts w:ascii="Tahoma" w:eastAsia="Tahoma" w:hAnsi="Tahoma"/>
-          <w:sz w:val="21"/>
-          <w:lang w:val="en-US"/>
-        </w:rPr>
-        <w:t>surat</w:t>
-      </w:r>
-      <w:proofErr w:type="spellEnd"/>
-      <w:r>
-        <w:rPr>
-          <w:rFonts w:ascii="Tahoma" w:eastAsia="Tahoma" w:hAnsi="Tahoma"/>
-          <w:sz w:val="21"/>
-          <w:lang w:val="en-US"/>
-        </w:rPr>
-        <w:t xml:space="preserve"> </w:t>
-      </w:r>
-      <w:proofErr w:type="spellStart"/>
-      <w:r>
-        <w:rPr>
-          <w:rFonts w:ascii="Tahoma" w:eastAsia="Tahoma" w:hAnsi="Tahoma"/>
-          <w:sz w:val="21"/>
-          <w:lang w:val="en-US"/>
-        </w:rPr>
-        <w:t>teguran</w:t>
-      </w:r>
-      <w:proofErr w:type="spellEnd"/>
-      <w:r>
-        <w:rPr>
-          <w:rFonts w:ascii="Tahoma" w:eastAsia="Tahoma" w:hAnsi="Tahoma"/>
-          <w:sz w:val="21"/>
-          <w:lang w:val="en-US"/>
-        </w:rPr>
-        <w:t xml:space="preserve"> dan </w:t>
-      </w:r>
-      <w:proofErr w:type="spellStart"/>
-      <w:r>
-        <w:rPr>
-          <w:rFonts w:ascii="Tahoma" w:eastAsia="Tahoma" w:hAnsi="Tahoma"/>
-          <w:sz w:val="21"/>
-          <w:lang w:val="en-US"/>
-        </w:rPr>
-        <w:t>surat</w:t>
-      </w:r>
-      <w:proofErr w:type="spellEnd"/>
-      <w:r>
-        <w:rPr>
-          <w:rFonts w:ascii="Tahoma" w:eastAsia="Tahoma" w:hAnsi="Tahoma"/>
-          <w:sz w:val="21"/>
-          <w:lang w:val="en-US"/>
-        </w:rPr>
-        <w:t xml:space="preserve"> </w:t>
-      </w:r>
-      <w:proofErr w:type="spellStart"/>
-      <w:r>
-        <w:rPr>
-          <w:rFonts w:ascii="Tahoma" w:eastAsia="Tahoma" w:hAnsi="Tahoma"/>
-          <w:sz w:val="21"/>
-          <w:lang w:val="en-US"/>
-        </w:rPr>
-        <w:t>peringatan</w:t>
-      </w:r>
-      <w:proofErr w:type="spellEnd"/>
-      <w:r>
-        <w:rPr>
-          <w:rFonts w:ascii="Tahoma" w:eastAsia="Tahoma" w:hAnsi="Tahoma"/>
-          <w:sz w:val="21"/>
-          <w:lang w:val="en-US"/>
-        </w:rPr>
-        <w:t>.</w:t>
+        <w:t>diberikan surat teguran dan surat peringatan.</w:t>
       </w:r>
     </w:p>
     <w:p>
@@ -1846,23 +1597,13 @@
         <w:lastRenderedPageBreak/>
         <w:t xml:space="preserve">Keterlambatan pembayaran sewa s.d. 14 (Empat Belas) hari setelah tanggal kontrak di bulan berikutnya, </w:t>
       </w:r>
-      <w:proofErr w:type="spellStart"/>
       <w:r>
         <w:rPr>
           <w:rFonts w:ascii="Tahoma" w:eastAsia="Tahoma" w:hAnsi="Tahoma"/>
           <w:sz w:val="21"/>
           <w:lang w:val="en-US"/>
         </w:rPr>
-        <w:t>akan</w:t>
-      </w:r>
-      <w:proofErr w:type="spellEnd"/>
-      <w:r>
-        <w:rPr>
-          <w:rFonts w:ascii="Tahoma" w:eastAsia="Tahoma" w:hAnsi="Tahoma"/>
-          <w:sz w:val="21"/>
-          <w:lang w:val="en-US"/>
-        </w:rPr>
-        <w:t xml:space="preserve"> </w:t>
+        <w:t xml:space="preserve">akan </w:t>
       </w:r>
       <w:r>
         <w:rPr>
@@ -1980,7 +1721,14 @@
           <w:rFonts w:ascii="Tahoma" w:eastAsia="Tahoma" w:hAnsi="Tahoma"/>
           <w:sz w:val="21"/>
         </w:rPr>
-        <w:t>PIHAK KEDUA wajib membayar uang jaminan yang jumlahnya 3 (tiga) bulan Sewa Rumah Susun Sederhana Sewa sebagai jaminan pembayaran selama di Rusunawa dan diakan dikembalikan apabila PIHAK KEDUA mengakhiri masa kontrak sewa menyewa di Rusunawa.</w:t>
+        <w:t>PIHAK KEDUA wajib membayar uang jaminan yang jumlahnya 3 (tiga) bulan Sewa Rumah Susun Sederhana Sewa sebagai jaminan pembayaran selama di Rusunawa dan diakan dikembalikan apabila PIHAK KEDUA mengakhiri masa kontrak sewa menyewa di R</w:t>
+      </w:r>
+      <w:r>
+        <w:rPr>
+          <w:rFonts w:ascii="Tahoma" w:eastAsia="Tahoma" w:hAnsi="Tahoma"/>
+          <w:sz w:val="21"/>
+        </w:rPr>
+        <w:t>usunawa.</w:t>
       </w:r>
     </w:p>
     <w:p>
@@ -2102,7 +1850,14 @@
           <w:rFonts w:ascii="Tahoma" w:eastAsia="Tahoma" w:hAnsi="Tahoma"/>
           <w:sz w:val="21"/>
         </w:rPr>
-        <w:t>Kedua belah pihak setuju bahwa jangka waktu sewa-menyewa Rumah Susun Sederhana Sewa sebagaimna dimaksud pada pasal 1 perjanjian ini selama Tiga  (3) tahun, terhitung mulai hari dan tanggal ditandatanganinya Surat Perjanjian</w:t>
+        <w:t xml:space="preserve">Kedua belah pihak setuju bahwa jangka waktu sewa-menyewa Rumah Susun Sederhana Sewa sebagaimna dimaksud pada pasal 1 perjanjian ini selama Tiga  </w:t>
+      </w:r>
+      <w:r>
+        <w:rPr>
+          <w:rFonts w:ascii="Tahoma" w:eastAsia="Tahoma" w:hAnsi="Tahoma"/>
+          <w:sz w:val="21"/>
+        </w:rPr>
+        <w:t>(3) tahun, terhitung mulai hari dan tanggal ditandatanganinya Surat Perjanjian</w:t>
       </w:r>
       <w:r>
         <w:t xml:space="preserve"> </w:t>
@@ -2153,7 +1908,14 @@
           <w:rFonts w:ascii="Tahoma" w:eastAsia="Tahoma" w:hAnsi="Tahoma"/>
           <w:sz w:val="21"/>
         </w:rPr>
-        <w:t>PIHAK KEDUA mengundurkan diri atau pindah ke tempat lain sebelum berakhirnya Surat Perjanjian ini.</w:t>
+        <w:t xml:space="preserve">PIHAK KEDUA mengundurkan diri atau pindah ke tempat lain sebelum </w:t>
+      </w:r>
+      <w:r>
+        <w:rPr>
+          <w:rFonts w:ascii="Tahoma" w:eastAsia="Tahoma" w:hAnsi="Tahoma"/>
+          <w:sz w:val="21"/>
+        </w:rPr>
+        <w:t>berakhirnya Surat Perjanjian ini.</w:t>
       </w:r>
     </w:p>
     <w:p>
@@ -2253,7 +2015,14 @@
           <w:rFonts w:ascii="Tahoma" w:eastAsia="Tahoma" w:hAnsi="Tahoma"/>
           <w:sz w:val="21"/>
         </w:rPr>
-        <w:t>Setelah jangka waktu sewa unit hunian berakhir, PIHAK KEDUA wajib menyerahkan unit rumah susun yang disewanya dalam keadaan kosong kepada PIHAK PERTAMA paling lambat 7 (tujuh) hari setelah berakhirmya waktu sewa dan bila ada kerusakan, maka perbaikan merupakan tanggung jawab PIHAK kEDUA.</w:t>
+        <w:t xml:space="preserve">Setelah jangka waktu sewa unit hunian berakhir, </w:t>
+      </w:r>
+      <w:r>
+        <w:rPr>
+          <w:rFonts w:ascii="Tahoma" w:eastAsia="Tahoma" w:hAnsi="Tahoma"/>
+          <w:sz w:val="21"/>
+        </w:rPr>
+        <w:t>PIHAK KEDUA wajib menyerahkan unit rumah susun yang disewanya dalam keadaan kosong kepada PIHAK PERTAMA paling lambat 7 (tujuh) hari setelah berakhirmya waktu sewa dan bila ada kerusakan, maka perbaikan merupakan tanggung jawab PIHAK kEDUA.</w:t>
       </w:r>
     </w:p>
     <w:p>
@@ -2286,7 +2055,14 @@
           <w:rFonts w:ascii="Tahoma" w:eastAsia="Tahoma" w:hAnsi="Tahoma"/>
           <w:sz w:val="21"/>
         </w:rPr>
-        <w:t>Kedua belah pihak setuju bahwa setelah berakhirya jangka waktu sebagaimana dimaksud pada ayat (1) pasal ini, perjanjian ini dapat diperpanjang kembali sesuai ketentuan yang ditetapkan oleh Unit Pengelola.</w:t>
+        <w:t>Kedua belah pi</w:t>
+      </w:r>
+      <w:r>
+        <w:rPr>
+          <w:rFonts w:ascii="Tahoma" w:eastAsia="Tahoma" w:hAnsi="Tahoma"/>
+          <w:sz w:val="21"/>
+        </w:rPr>
+        <w:t>hak setuju bahwa setelah berakhirya jangka waktu sebagaimana dimaksud pada ayat (1) pasal ini, perjanjian ini dapat diperpanjang kembali sesuai ketentuan yang ditetapkan oleh Unit Pengelola.</w:t>
       </w:r>
     </w:p>
     <w:p>
@@ -2370,7 +2146,14 @@
           <w:rFonts w:ascii="Tahoma" w:eastAsia="Tahoma" w:hAnsi="Tahoma"/>
           <w:sz w:val="21"/>
         </w:rPr>
-        <w:t>PIHAK PERTAMA selama jangka waktu Perjanjian Sewa Menyewa ini berlangsung memiliki hak dan kewajiban sebagai berikut.</w:t>
+        <w:t xml:space="preserve">PIHAK PERTAMA selama </w:t>
+      </w:r>
+      <w:r>
+        <w:rPr>
+          <w:rFonts w:ascii="Tahoma" w:eastAsia="Tahoma" w:hAnsi="Tahoma"/>
+          <w:sz w:val="21"/>
+        </w:rPr>
+        <w:t>jangka waktu Perjanjian Sewa Menyewa ini berlangsung memiliki hak dan kewajiban sebagai berikut.</w:t>
       </w:r>
     </w:p>
     <w:p>
@@ -2465,7 +2248,14 @@
           <w:rFonts w:ascii="Tahoma" w:eastAsia="Tahoma" w:hAnsi="Tahoma"/>
           <w:sz w:val="21"/>
         </w:rPr>
-        <w:t>Melaksanakan sanksi atas pelanggaran-pelanggaran penghunian.</w:t>
+        <w:t xml:space="preserve">Melaksanakan sanksi atas </w:t>
+      </w:r>
+      <w:r>
+        <w:rPr>
+          <w:rFonts w:ascii="Tahoma" w:eastAsia="Tahoma" w:hAnsi="Tahoma"/>
+          <w:sz w:val="21"/>
+        </w:rPr>
+        <w:t>pelanggaran-pelanggaran penghunian.</w:t>
       </w:r>
     </w:p>
     <w:p>
@@ -2557,7 +2347,14 @@
           <w:rFonts w:ascii="Tahoma" w:eastAsia="Tahoma" w:hAnsi="Tahoma"/>
           <w:sz w:val="21"/>
         </w:rPr>
-        <w:t>Mengasuransikan bangunan Rumah Susun yang disewakan kepada PIHAK KEDUA terhadap bahaya kebakaran pada perusahaan asuransi yang ditunjuk PIHAK PERTAMA.</w:t>
+        <w:t>Mengasuransikan bangunan Rumah Susun yang disewa</w:t>
+      </w:r>
+      <w:r>
+        <w:rPr>
+          <w:rFonts w:ascii="Tahoma" w:eastAsia="Tahoma" w:hAnsi="Tahoma"/>
+          <w:sz w:val="21"/>
+        </w:rPr>
+        <w:t>kan kepada PIHAK KEDUA terhadap bahaya kebakaran pada perusahaan asuransi yang ditunjuk PIHAK PERTAMA.</w:t>
       </w:r>
     </w:p>
     <w:p>
@@ -2646,7 +2443,14 @@
           <w:rFonts w:ascii="Tahoma" w:eastAsia="Tahoma" w:hAnsi="Tahoma"/>
           <w:sz w:val="21"/>
         </w:rPr>
-        <w:t>Memperbaiki peraturan pengelolaan hingga meningkatkan kemampuan pengelolaan kompleks Rusunawa dengan lebih baik.</w:t>
+        <w:t>Memperbaiki peraturan pengelolaan hin</w:t>
+      </w:r>
+      <w:r>
+        <w:rPr>
+          <w:rFonts w:ascii="Tahoma" w:eastAsia="Tahoma" w:hAnsi="Tahoma"/>
+          <w:sz w:val="21"/>
+        </w:rPr>
+        <w:t>gga meningkatkan kemampuan pengelolaan kompleks Rusunawa dengan lebih baik.</w:t>
       </w:r>
     </w:p>
     <w:p>
@@ -2697,7 +2501,14 @@
           <w:sz w:val="21"/>
         </w:rPr>
         <w:lastRenderedPageBreak/>
-        <w:t>Menjaga keamanan lingkungan bekerja sama dengan aparat keamanan setempat.</w:t>
+        <w:t xml:space="preserve">Menjaga keamanan lingkungan bekerja sama </w:t>
+      </w:r>
+      <w:r>
+        <w:rPr>
+          <w:rFonts w:ascii="Tahoma" w:eastAsia="Tahoma" w:hAnsi="Tahoma"/>
+          <w:sz w:val="21"/>
+        </w:rPr>
+        <w:t>dengan aparat keamanan setempat.</w:t>
       </w:r>
     </w:p>
     <w:p>
@@ -2859,7 +2670,14 @@
           <w:rFonts w:ascii="Tahoma" w:eastAsia="Tahoma" w:hAnsi="Tahoma"/>
           <w:sz w:val="21"/>
         </w:rPr>
-        <w:t>Menempati satuan rumah susun dimaksud untuk keperluan tempat tinggal sebagaimana dimaksud pada pasal 1 Surat Perjanjian ini.</w:t>
+        <w:t>Menempati s</w:t>
+      </w:r>
+      <w:r>
+        <w:rPr>
+          <w:rFonts w:ascii="Tahoma" w:eastAsia="Tahoma" w:hAnsi="Tahoma"/>
+          <w:sz w:val="21"/>
+        </w:rPr>
+        <w:t>atuan rumah susun dimaksud untuk keperluan tempat tinggal sebagaimana dimaksud pada pasal 1 Surat Perjanjian ini.</w:t>
       </w:r>
     </w:p>
     <w:p>
@@ -2929,7 +2747,14 @@
           <w:rFonts w:ascii="Tahoma" w:eastAsia="Tahoma" w:hAnsi="Tahoma"/>
           <w:sz w:val="21"/>
         </w:rPr>
-        <w:t>Mengawasi serta melaporkan kepada Kepala Unit atas tingkah laku Petugas dari PIHAK PERTAMA yang kurang baik.</w:t>
+        <w:t xml:space="preserve">Mengawasi serta melaporkan kepada Kepala Unit atas tingkah laku Petugas </w:t>
+      </w:r>
+      <w:r>
+        <w:rPr>
+          <w:rFonts w:ascii="Tahoma" w:eastAsia="Tahoma" w:hAnsi="Tahoma"/>
+          <w:sz w:val="21"/>
+        </w:rPr>
+        <w:t>dari PIHAK PERTAMA yang kurang baik.</w:t>
       </w:r>
     </w:p>
     <w:p>
@@ -3032,43 +2857,7 @@
           <w:sz w:val="21"/>
           <w:lang w:val="en-US"/>
         </w:rPr>
-        <w:t xml:space="preserve">dan </w:t>
-      </w:r>
-      <w:proofErr w:type="spellStart"/>
-      <w:r>
-        <w:rPr>
-          <w:rFonts w:ascii="Tahoma" w:eastAsia="Tahoma" w:hAnsi="Tahoma"/>
-          <w:sz w:val="21"/>
-          <w:lang w:val="en-US"/>
-        </w:rPr>
-        <w:t>retribusi</w:t>
-      </w:r>
-      <w:proofErr w:type="spellEnd"/>
-      <w:r>
-        <w:rPr>
-          <w:rFonts w:ascii="Tahoma" w:eastAsia="Tahoma" w:hAnsi="Tahoma"/>
-          <w:sz w:val="21"/>
-          <w:lang w:val="en-US"/>
-        </w:rPr>
-        <w:t xml:space="preserve"> </w:t>
-      </w:r>
-      <w:proofErr w:type="spellStart"/>
-      <w:r>
-        <w:rPr>
-          <w:rFonts w:ascii="Tahoma" w:eastAsia="Tahoma" w:hAnsi="Tahoma"/>
-          <w:sz w:val="21"/>
-          <w:lang w:val="en-US"/>
-        </w:rPr>
-        <w:t>sampah</w:t>
-      </w:r>
-      <w:proofErr w:type="spellEnd"/>
-      <w:r>
-        <w:rPr>
-          <w:rFonts w:ascii="Tahoma" w:eastAsia="Tahoma" w:hAnsi="Tahoma"/>
-          <w:sz w:val="21"/>
-          <w:lang w:val="en-US"/>
-        </w:rPr>
-        <w:t xml:space="preserve"> </w:t>
+        <w:t xml:space="preserve">dan retribusi sampah </w:t>
       </w:r>
       <w:r>
         <w:rPr>
@@ -3110,7 +2899,14 @@
           <w:rFonts w:ascii="Tahoma" w:eastAsia="Tahoma" w:hAnsi="Tahoma"/>
           <w:sz w:val="21"/>
         </w:rPr>
-        <w:t>Membuang sampah ke tempatnya dengan menggunakan pembungkus (plastik dan lain-lain) secara rapi, teratur, dan tidak berceceran.</w:t>
+        <w:t>Membuang sampah ke tempatnya dengan menggunakan</w:t>
+      </w:r>
+      <w:r>
+        <w:rPr>
+          <w:rFonts w:ascii="Tahoma" w:eastAsia="Tahoma" w:hAnsi="Tahoma"/>
+          <w:sz w:val="21"/>
+        </w:rPr>
+        <w:t xml:space="preserve"> pembungkus (plastik dan lain-lain) secara rapi, teratur, dan tidak berceceran.</w:t>
       </w:r>
     </w:p>
     <w:p>
@@ -3226,7 +3022,14 @@
           <w:rFonts w:ascii="Tahoma" w:eastAsia="Tahoma" w:hAnsi="Tahoma"/>
           <w:sz w:val="21"/>
         </w:rPr>
-        <w:t>Menyewakan atau memindahtangankan tempat tinggal dimaksud kepada pihak lain dengan dalih/alasan apapun.</w:t>
+        <w:t xml:space="preserve">Menyewakan atau memindahtangankan tempat tinggal dimaksud </w:t>
+      </w:r>
+      <w:r>
+        <w:rPr>
+          <w:rFonts w:ascii="Tahoma" w:eastAsia="Tahoma" w:hAnsi="Tahoma"/>
+          <w:sz w:val="21"/>
+        </w:rPr>
+        <w:t>kepada pihak lain dengan dalih/alasan apapun.</w:t>
       </w:r>
     </w:p>
     <w:p>
@@ -3295,7 +3098,14 @@
           <w:rFonts w:ascii="Tahoma" w:eastAsia="Tahoma" w:hAnsi="Tahoma"/>
           <w:sz w:val="21"/>
         </w:rPr>
-        <w:t>Menyimpan/mengizinkan penyimpanan segala macam bahan peledak, segala bahan kimia, atau bahan bakar yang dapat menimbulkan kebakaran dan bahaya lain serta bahan terlarang lainnya.</w:t>
+        <w:t xml:space="preserve">Menyimpan/mengizinkan penyimpanan segala macam bahan peledak, </w:t>
+      </w:r>
+      <w:r>
+        <w:rPr>
+          <w:rFonts w:ascii="Tahoma" w:eastAsia="Tahoma" w:hAnsi="Tahoma"/>
+          <w:sz w:val="21"/>
+        </w:rPr>
+        <w:t>segala bahan kimia, atau bahan bakar yang dapat menimbulkan kebakaran dan bahaya lain serta bahan terlarang lainnya.</w:t>
       </w:r>
     </w:p>
     <w:p>
@@ -3360,7 +3170,14 @@
           <w:rFonts w:ascii="Tahoma" w:eastAsia="Tahoma" w:hAnsi="Tahoma"/>
           <w:sz w:val="21"/>
         </w:rPr>
-        <w:t>Berjudi atau bermain dengan menggunakan taruhan uang/barang.</w:t>
+        <w:t xml:space="preserve">Berjudi atau bermain dengan </w:t>
+      </w:r>
+      <w:r>
+        <w:rPr>
+          <w:rFonts w:ascii="Tahoma" w:eastAsia="Tahoma" w:hAnsi="Tahoma"/>
+          <w:sz w:val="21"/>
+        </w:rPr>
+        <w:t>menggunakan taruhan uang/barang.</w:t>
       </w:r>
     </w:p>
     <w:p>
@@ -3520,7 +3337,14 @@
           <w:rFonts w:ascii="Tahoma" w:eastAsia="Tahoma" w:hAnsi="Tahoma"/>
           <w:sz w:val="21"/>
         </w:rPr>
-        <w:t>Memelihara hewan peliharaan, kecuali burung dalam sangkar, ikan dalam akuarium, dan hanya boleh di sarusun masing-masing.</w:t>
+        <w:t>Memelihara hewan peliharaan, kecuali bur</w:t>
+      </w:r>
+      <w:r>
+        <w:rPr>
+          <w:rFonts w:ascii="Tahoma" w:eastAsia="Tahoma" w:hAnsi="Tahoma"/>
+          <w:sz w:val="21"/>
+        </w:rPr>
+        <w:t>ung dalam sangkar, ikan dalam akuarium, dan hanya boleh di sarusun masing-masing.</w:t>
       </w:r>
     </w:p>
     <w:p>
@@ -3585,7 +3409,14 @@
           <w:rFonts w:ascii="Tahoma" w:eastAsia="Tahoma" w:hAnsi="Tahoma"/>
           <w:sz w:val="21"/>
         </w:rPr>
-        <w:t>Membuang segala sesuatu secara sembarangan terutama dari tingkat atas ke bawah.</w:t>
+        <w:t xml:space="preserve">Membuang segala </w:t>
+      </w:r>
+      <w:r>
+        <w:rPr>
+          <w:rFonts w:ascii="Tahoma" w:eastAsia="Tahoma" w:hAnsi="Tahoma"/>
+          <w:sz w:val="21"/>
+        </w:rPr>
+        <w:t>sesuatu secara sembarangan terutama dari tingkat atas ke bawah.</w:t>
       </w:r>
     </w:p>
     <w:p>
@@ -3602,7 +3433,7 @@
           <w:noProof/>
         </w:rPr>
         <w:drawing>
-          <wp:anchor distT="0" distB="0" distL="0" distR="0" simplePos="0" relativeHeight="2" behindDoc="1" locked="0" layoutInCell="1" allowOverlap="1">
+          <wp:anchor distT="0" distB="0" distL="0" distR="0" simplePos="0" relativeHeight="2" behindDoc="1" locked="0" layoutInCell="1" allowOverlap="1" wp14:anchorId="0667E709" wp14:editId="5B16F26D">
             <wp:simplePos x="0" y="0"/>
             <wp:positionH relativeFrom="column">
               <wp:posOffset>461645</wp:posOffset>
@@ -3653,7 +3484,7 @@
           <w:noProof/>
         </w:rPr>
         <w:drawing>
-          <wp:anchor distT="0" distB="0" distL="0" distR="0" simplePos="0" relativeHeight="3" behindDoc="1" locked="0" layoutInCell="1" allowOverlap="1">
+          <wp:anchor distT="0" distB="0" distL="0" distR="0" simplePos="0" relativeHeight="3" behindDoc="1" locked="0" layoutInCell="1" allowOverlap="1" wp14:anchorId="1A5F153E" wp14:editId="4CBEB69A">
             <wp:simplePos x="0" y="0"/>
             <wp:positionH relativeFrom="column">
               <wp:posOffset>461645</wp:posOffset>
@@ -3704,7 +3535,7 @@
           <w:noProof/>
         </w:rPr>
         <w:drawing>
-          <wp:anchor distT="0" distB="0" distL="0" distR="0" simplePos="0" relativeHeight="4" behindDoc="1" locked="0" layoutInCell="1" allowOverlap="1">
+          <wp:anchor distT="0" distB="0" distL="0" distR="0" simplePos="0" relativeHeight="4" behindDoc="1" locked="0" layoutInCell="1" allowOverlap="1" wp14:anchorId="4B700BEF" wp14:editId="2486AF6F">
             <wp:simplePos x="0" y="0"/>
             <wp:positionH relativeFrom="column">
               <wp:posOffset>461645</wp:posOffset>
@@ -3755,7 +3586,7 @@
           <w:noProof/>
         </w:rPr>
         <w:drawing>
-          <wp:anchor distT="0" distB="0" distL="0" distR="0" simplePos="0" relativeHeight="5" behindDoc="1" locked="0" layoutInCell="1" allowOverlap="1">
+          <wp:anchor distT="0" distB="0" distL="0" distR="0" simplePos="0" relativeHeight="5" behindDoc="1" locked="0" layoutInCell="1" allowOverlap="1" wp14:anchorId="5E050678" wp14:editId="01D61EF0">
             <wp:simplePos x="0" y="0"/>
             <wp:positionH relativeFrom="column">
               <wp:posOffset>461645</wp:posOffset>
@@ -3806,7 +3637,7 @@
           <w:noProof/>
         </w:rPr>
         <w:drawing>
-          <wp:anchor distT="0" distB="0" distL="0" distR="0" simplePos="0" relativeHeight="6" behindDoc="1" locked="0" layoutInCell="1" allowOverlap="1">
+          <wp:anchor distT="0" distB="0" distL="0" distR="0" simplePos="0" relativeHeight="6" behindDoc="1" locked="0" layoutInCell="1" allowOverlap="1" wp14:anchorId="0E6D7B89" wp14:editId="1928FFE8">
             <wp:simplePos x="0" y="0"/>
             <wp:positionH relativeFrom="column">
               <wp:posOffset>461645</wp:posOffset>
@@ -3914,7 +3745,14 @@
           <w:rFonts w:ascii="Tahoma" w:eastAsia="Tahoma" w:hAnsi="Tahoma"/>
           <w:sz w:val="21"/>
         </w:rPr>
-        <w:t>Menghalangi, menutupi, atau meletakkan barang di ruang umum, tangga, dan tempat fasilitas bersama lainnya.</w:t>
+        <w:t xml:space="preserve">Menghalangi, menutupi, atau meletakkan barang di ruang umum, tangga, </w:t>
+      </w:r>
+      <w:r>
+        <w:rPr>
+          <w:rFonts w:ascii="Tahoma" w:eastAsia="Tahoma" w:hAnsi="Tahoma"/>
+          <w:sz w:val="21"/>
+        </w:rPr>
+        <w:t>dan tempat fasilitas bersama lainnya.</w:t>
       </w:r>
     </w:p>
     <w:p>
@@ -3978,7 +3816,14 @@
           <w:sz w:val="21"/>
         </w:rPr>
         <w:lastRenderedPageBreak/>
-        <w:t>Menggunakan seluruh atau sebagian rumah susun sederhana sewa untuk keperluan lain selain untuk tempat hunian.</w:t>
+        <w:t>Menggunakan seluruh atau sebagian rumah susun sederhana sewa untuk keperluan lain selain untuk tempat huni</w:t>
+      </w:r>
+      <w:r>
+        <w:rPr>
+          <w:rFonts w:ascii="Tahoma" w:eastAsia="Tahoma" w:hAnsi="Tahoma"/>
+          <w:sz w:val="21"/>
+        </w:rPr>
+        <w:t>an.</w:t>
       </w:r>
     </w:p>
     <w:p>
@@ -4075,7 +3920,14 @@
           <w:rFonts w:ascii="Tahoma" w:eastAsia="Tahoma" w:hAnsi="Tahoma"/>
           <w:sz w:val="21"/>
         </w:rPr>
-        <w:t>Dalam kompleks perumahan Rusunawa, penghuni dilarang:</w:t>
+        <w:t xml:space="preserve">Dalam kompleks perumahan </w:t>
+      </w:r>
+      <w:r>
+        <w:rPr>
+          <w:rFonts w:ascii="Tahoma" w:eastAsia="Tahoma" w:hAnsi="Tahoma"/>
+          <w:sz w:val="21"/>
+        </w:rPr>
+        <w:t>Rusunawa, penghuni dilarang:</w:t>
       </w:r>
     </w:p>
     <w:p>
@@ -4233,7 +4085,14 @@
           <w:rFonts w:ascii="Tahoma" w:eastAsia="Tahoma" w:hAnsi="Tahoma"/>
           <w:sz w:val="21"/>
         </w:rPr>
-        <w:t>Merusak instalasi air bersih, listrik, dan lampu taman.</w:t>
+        <w:t>Merusak instala</w:t>
+      </w:r>
+      <w:r>
+        <w:rPr>
+          <w:rFonts w:ascii="Tahoma" w:eastAsia="Tahoma" w:hAnsi="Tahoma"/>
+          <w:sz w:val="21"/>
+        </w:rPr>
+        <w:t>si air bersih, listrik, dan lampu taman.</w:t>
       </w:r>
     </w:p>
     <w:p>
@@ -4333,7 +4192,14 @@
           <w:rFonts w:ascii="Tahoma" w:eastAsia="Tahoma" w:hAnsi="Tahoma"/>
           <w:sz w:val="21"/>
         </w:rPr>
-        <w:t>Mencorat-coret dan menempel  berbagai macam iklan tanpa izin.</w:t>
+        <w:t>Mencorat-coret dan menempel  berbaga</w:t>
+      </w:r>
+      <w:r>
+        <w:rPr>
+          <w:rFonts w:ascii="Tahoma" w:eastAsia="Tahoma" w:hAnsi="Tahoma"/>
+          <w:sz w:val="21"/>
+        </w:rPr>
+        <w:t>i macam iklan tanpa izin.</w:t>
       </w:r>
     </w:p>
     <w:p>
@@ -4391,59 +4257,13 @@
           <w:sz w:val="21"/>
         </w:rPr>
       </w:pPr>
-      <w:proofErr w:type="spellStart"/>
       <w:r>
         <w:rPr>
           <w:rFonts w:ascii="Tahoma" w:eastAsia="Wingdings" w:hAnsi="Tahoma" w:cs="Tahoma"/>
           <w:sz w:val="21"/>
           <w:lang w:val="en-US"/>
         </w:rPr>
-        <w:t>Membawa</w:t>
-      </w:r>
-      <w:proofErr w:type="spellEnd"/>
-      <w:r>
-        <w:rPr>
-          <w:rFonts w:ascii="Tahoma" w:eastAsia="Wingdings" w:hAnsi="Tahoma" w:cs="Tahoma"/>
-          <w:sz w:val="21"/>
-          <w:lang w:val="en-US"/>
-        </w:rPr>
-        <w:t xml:space="preserve"> </w:t>
-      </w:r>
-      <w:proofErr w:type="spellStart"/>
-      <w:r>
-        <w:rPr>
-          <w:rFonts w:ascii="Tahoma" w:eastAsia="Wingdings" w:hAnsi="Tahoma" w:cs="Tahoma"/>
-          <w:sz w:val="21"/>
-          <w:lang w:val="en-US"/>
-        </w:rPr>
-        <w:t>kendaraan</w:t>
-      </w:r>
-      <w:proofErr w:type="spellEnd"/>
-      <w:r>
-        <w:rPr>
-          <w:rFonts w:ascii="Tahoma" w:eastAsia="Wingdings" w:hAnsi="Tahoma" w:cs="Tahoma"/>
-          <w:sz w:val="21"/>
-          <w:lang w:val="en-US"/>
-        </w:rPr>
-        <w:t xml:space="preserve"> Roda 4 (</w:t>
-      </w:r>
-      <w:proofErr w:type="spellStart"/>
-      <w:r>
-        <w:rPr>
-          <w:rFonts w:ascii="Tahoma" w:eastAsia="Wingdings" w:hAnsi="Tahoma" w:cs="Tahoma"/>
-          <w:sz w:val="21"/>
-          <w:lang w:val="en-US"/>
-        </w:rPr>
-        <w:t>Empat</w:t>
-      </w:r>
-      <w:proofErr w:type="spellEnd"/>
-      <w:r>
-        <w:rPr>
-          <w:rFonts w:ascii="Tahoma" w:eastAsia="Wingdings" w:hAnsi="Tahoma" w:cs="Tahoma"/>
-          <w:sz w:val="21"/>
-          <w:lang w:val="en-US"/>
-        </w:rPr>
-        <w:t>)</w:t>
+        <w:t>Membawa kendaraan Roda 4 (Empat)</w:t>
       </w:r>
     </w:p>
     <w:p>
@@ -4460,7 +4280,7 @@
           <w:noProof/>
         </w:rPr>
         <w:drawing>
-          <wp:anchor distT="0" distB="0" distL="0" distR="0" simplePos="0" relativeHeight="7" behindDoc="1" locked="0" layoutInCell="1" allowOverlap="1">
+          <wp:anchor distT="0" distB="0" distL="0" distR="0" simplePos="0" relativeHeight="7" behindDoc="1" locked="0" layoutInCell="1" allowOverlap="1" wp14:anchorId="54EE162F" wp14:editId="4CD5FE09">
             <wp:simplePos x="0" y="0"/>
             <wp:positionH relativeFrom="column">
               <wp:posOffset>452120</wp:posOffset>
@@ -4511,7 +4331,7 @@
           <w:noProof/>
         </w:rPr>
         <w:drawing>
-          <wp:anchor distT="0" distB="0" distL="0" distR="0" simplePos="0" relativeHeight="8" behindDoc="1" locked="0" layoutInCell="1" allowOverlap="1">
+          <wp:anchor distT="0" distB="0" distL="0" distR="0" simplePos="0" relativeHeight="8" behindDoc="1" locked="0" layoutInCell="1" allowOverlap="1" wp14:anchorId="487F8DDD" wp14:editId="60723505">
             <wp:simplePos x="0" y="0"/>
             <wp:positionH relativeFrom="column">
               <wp:posOffset>452120</wp:posOffset>
@@ -4562,7 +4382,7 @@
           <w:noProof/>
         </w:rPr>
         <w:drawing>
-          <wp:anchor distT="0" distB="0" distL="0" distR="0" simplePos="0" relativeHeight="9" behindDoc="1" locked="0" layoutInCell="1" allowOverlap="1">
+          <wp:anchor distT="0" distB="0" distL="0" distR="0" simplePos="0" relativeHeight="9" behindDoc="1" locked="0" layoutInCell="1" allowOverlap="1" wp14:anchorId="1868E393" wp14:editId="0AEF4151">
             <wp:simplePos x="0" y="0"/>
             <wp:positionH relativeFrom="column">
               <wp:posOffset>452120</wp:posOffset>
@@ -4613,7 +4433,7 @@
           <w:noProof/>
         </w:rPr>
         <w:drawing>
-          <wp:anchor distT="0" distB="0" distL="0" distR="0" simplePos="0" relativeHeight="10" behindDoc="1" locked="0" layoutInCell="1" allowOverlap="1">
+          <wp:anchor distT="0" distB="0" distL="0" distR="0" simplePos="0" relativeHeight="10" behindDoc="1" locked="0" layoutInCell="1" allowOverlap="1" wp14:anchorId="17A97BC6" wp14:editId="5BFE0902">
             <wp:simplePos x="0" y="0"/>
             <wp:positionH relativeFrom="column">
               <wp:posOffset>452120</wp:posOffset>
@@ -4664,7 +4484,7 @@
           <w:noProof/>
         </w:rPr>
         <w:drawing>
-          <wp:anchor distT="0" distB="0" distL="0" distR="0" simplePos="0" relativeHeight="11" behindDoc="1" locked="0" layoutInCell="1" allowOverlap="1">
+          <wp:anchor distT="0" distB="0" distL="0" distR="0" simplePos="0" relativeHeight="11" behindDoc="1" locked="0" layoutInCell="1" allowOverlap="1" wp14:anchorId="3BAC86C4" wp14:editId="64BADC67">
             <wp:simplePos x="0" y="0"/>
             <wp:positionH relativeFrom="column">
               <wp:posOffset>452120</wp:posOffset>
@@ -4715,7 +4535,7 @@
           <w:noProof/>
         </w:rPr>
         <w:drawing>
-          <wp:anchor distT="0" distB="0" distL="0" distR="0" simplePos="0" relativeHeight="12" behindDoc="1" locked="0" layoutInCell="1" allowOverlap="1">
+          <wp:anchor distT="0" distB="0" distL="0" distR="0" simplePos="0" relativeHeight="12" behindDoc="1" locked="0" layoutInCell="1" allowOverlap="1" wp14:anchorId="6FA63508" wp14:editId="564D5709">
             <wp:simplePos x="0" y="0"/>
             <wp:positionH relativeFrom="column">
               <wp:posOffset>452120</wp:posOffset>
@@ -4846,7 +4666,14 @@
           <w:rFonts w:ascii="Tahoma" w:eastAsia="Tahoma" w:hAnsi="Tahoma"/>
           <w:sz w:val="21"/>
         </w:rPr>
-        <w:t>Jika unit rumah yang disewa atau sebagian darinya hancur atau rusak karena bencana alam, kebakaran, huru-hara, banjir, angin topan, atau sebab lain di luar kemampuan(</w:t>
+        <w:t xml:space="preserve">Jika unit rumah </w:t>
+      </w:r>
+      <w:r>
+        <w:rPr>
+          <w:rFonts w:ascii="Tahoma" w:eastAsia="Tahoma" w:hAnsi="Tahoma"/>
+          <w:sz w:val="21"/>
+        </w:rPr>
+        <w:t>yang disewa atau sebagian darinya hancur atau rusak karena bencana alam, kebakaran, huru-hara, banjir, angin topan, atau sebab lain di luar kemampuan(</w:t>
       </w:r>
       <w:r>
         <w:rPr>
@@ -4861,7 +4688,14 @@
           <w:rFonts w:ascii="Tahoma" w:eastAsia="Tahoma" w:hAnsi="Tahoma"/>
           <w:sz w:val="21"/>
         </w:rPr>
-        <w:t>), maka perjanjian ini menjadi batal dengan sendirinya dan uang sewa yang telah dibayarkan PIHAK KEDUA kepada PIHAK PERTAMA tidak dapat dikembalikan dan PIHAK KEDUA tidak mengadakan tuntutan dalam bentuk apapun terhadap PIHAK PERTAMA.</w:t>
+        <w:t>), maka perjanjian ini menjadi batal dengan sendirinya dan uang sewa yang telah dibayarkan PI</w:t>
+      </w:r>
+      <w:r>
+        <w:rPr>
+          <w:rFonts w:ascii="Tahoma" w:eastAsia="Tahoma" w:hAnsi="Tahoma"/>
+          <w:sz w:val="21"/>
+        </w:rPr>
+        <w:t>HAK KEDUA kepada PIHAK PERTAMA tidak dapat dikembalikan dan PIHAK KEDUA tidak mengadakan tuntutan dalam bentuk apapun terhadap PIHAK PERTAMA.</w:t>
       </w:r>
     </w:p>
     <w:p>
@@ -4956,7 +4790,14 @@
           <w:rFonts w:ascii="Tahoma" w:eastAsia="Tahoma" w:hAnsi="Tahoma"/>
           <w:sz w:val="21"/>
         </w:rPr>
-        <w:t>PIHAK KEDUA setuju apabila PIHAK KEDUA melanggar Pasal 4 dan 6, maka seketika Perjanjian  Sewa Menyewa ini menjadi batal dan PIHAK KEDUA bersedia memberi penggantian kerugian kepada PIHAK PERTAMA sebesar jaminan sewa.</w:t>
+        <w:t xml:space="preserve">PIHAK KEDUA setuju apabila PIHAK KEDUA melanggar Pasal 4 dan 6, maka seketika </w:t>
+      </w:r>
+      <w:r>
+        <w:rPr>
+          <w:rFonts w:ascii="Tahoma" w:eastAsia="Tahoma" w:hAnsi="Tahoma"/>
+          <w:sz w:val="21"/>
+        </w:rPr>
+        <w:t>Perjanjian  Sewa Menyewa ini menjadi batal dan PIHAK KEDUA bersedia memberi penggantian kerugian kepada PIHAK PERTAMA sebesar jaminan sewa.</w:t>
       </w:r>
     </w:p>
     <w:p>
@@ -4991,7 +4832,14 @@
           <w:rFonts w:ascii="Tahoma" w:eastAsia="Tahoma" w:hAnsi="Tahoma"/>
           <w:sz w:val="21"/>
         </w:rPr>
-        <w:t>Keterlambatan pembayaran Sewa Rusunawa pada bulan berikutnya akan dikenakan denda sebesar 1 (satu) % dari tagihan bulan sebelumnya dan keterlambatan Air PDAM dan Retribusi Sampah  s.d. tanggal 25 perbulannya berikutnya akan dikenakan sanksi pemutusan listrik PLN dan air bersih bilamana Pihak KEDUA tidak bisa memenuhi kewajibannya.</w:t>
+        <w:t>Keterlambatan pembayaran Sewa Rusunawa pada bulan berikutnya akan dikenakan denda sebesar 1 (satu) % dari tagihan b</w:t>
+      </w:r>
+      <w:r>
+        <w:rPr>
+          <w:rFonts w:ascii="Tahoma" w:eastAsia="Tahoma" w:hAnsi="Tahoma"/>
+          <w:sz w:val="21"/>
+        </w:rPr>
+        <w:t>ulan sebelumnya dan keterlambatan Air PDAM dan Retribusi Sampah  s.d. tanggal 25 perbulannya berikutnya akan dikenakan sanksi pemutusan listrik PLN dan air bersih bilamana Pihak KEDUA tidak bisa memenuhi kewajibannya.</w:t>
       </w:r>
     </w:p>
     <w:p>
@@ -5016,7 +4864,21 @@
           <w:rFonts w:ascii="Tahoma" w:eastAsia="Tahoma" w:hAnsi="Tahoma"/>
           <w:sz w:val="21"/>
         </w:rPr>
-        <w:t>Jika dalam jangka waktu 1 (satu) bulan sejak penandatanganan Surat Perjanjian ini, PIHAK KEDUA tidak atau belum menempati rumah yang disewa, maka PIHAK PERTAMA secara sepihak dapat membatalkan Surat Perjanjian Sewa Menyewa ini dan uang sewa beserta jaminan sewa yang telah disetorkan dan diterima PIHAK PERTAMA akan dikembalikan kepada PIHAK KEDUA setelah dipotong biaya administrasi yang timbul dan merupakan kewajiban PIHAK KEDUA seperti listrik, air bersih, dan sewa rumah.</w:t>
+        <w:t>Jika dalam jangka waktu 1 (satu) bulan</w:t>
+      </w:r>
+      <w:r>
+        <w:rPr>
+          <w:rFonts w:ascii="Tahoma" w:eastAsia="Tahoma" w:hAnsi="Tahoma"/>
+          <w:sz w:val="21"/>
+        </w:rPr>
+        <w:t xml:space="preserve"> sejak penandatanganan Surat Perjanjian ini, PIHAK KEDUA tidak atau belum menempati rumah yang disewa, maka PIHAK PERTAMA secara sepihak dapat membatalkan Surat Perjanjian Sewa Menyewa ini dan uang sewa beserta jaminan sewa yang telah disetorkan dan diteri</w:t>
+      </w:r>
+      <w:r>
+        <w:rPr>
+          <w:rFonts w:ascii="Tahoma" w:eastAsia="Tahoma" w:hAnsi="Tahoma"/>
+          <w:sz w:val="21"/>
+        </w:rPr>
+        <w:t>ma PIHAK PERTAMA akan dikembalikan kepada PIHAK KEDUA setelah dipotong biaya administrasi yang timbul dan merupakan kewajiban PIHAK KEDUA seperti listrik, air bersih, dan sewa rumah.</w:t>
       </w:r>
     </w:p>
     <w:p>
@@ -5051,7 +4913,14 @@
           <w:rFonts w:ascii="Tahoma" w:eastAsia="Tahoma" w:hAnsi="Tahoma"/>
           <w:sz w:val="21"/>
         </w:rPr>
-        <w:t>Apabila PIHAK KEDUA mengundurkan diri, maka jaminan sewa dikembalikan setelah dipotong biaya-biaya yang menjadi kewajiban PIHAK KEDUA.</w:t>
+        <w:t>Apabila PIHAK KEDUA mengundurkan diri, maka jaminan sewa dikembalikan se</w:t>
+      </w:r>
+      <w:r>
+        <w:rPr>
+          <w:rFonts w:ascii="Tahoma" w:eastAsia="Tahoma" w:hAnsi="Tahoma"/>
+          <w:sz w:val="21"/>
+        </w:rPr>
+        <w:t>telah dipotong biaya-biaya yang menjadi kewajiban PIHAK KEDUA.</w:t>
       </w:r>
     </w:p>
     <w:p>
@@ -5085,7 +4954,14 @@
           <w:rFonts w:ascii="Tahoma" w:eastAsia="Tahoma" w:hAnsi="Tahoma"/>
           <w:sz w:val="21"/>
         </w:rPr>
-        <w:t>PIHAK KEDUA harus segera meninggalkan satuan Rusunawa dengan seluruh barang -barang miliknya dalam waktu 7 (tujuh) hari setelah pemutusan sewa serta menyerahkan kunci dan perlengkapan rumah kepada PIHAK PERTAMA.</w:t>
+        <w:t>PIHAK KEDUA harus segera meninggalkan satuan Rusunawa dengan seluruh barang -barang miliknya dalam waktu 7 (tujuh) hari setelah pemutusan sewa serta menyerahkan kunci dan perlengkapan rumah ke</w:t>
+      </w:r>
+      <w:r>
+        <w:rPr>
+          <w:rFonts w:ascii="Tahoma" w:eastAsia="Tahoma" w:hAnsi="Tahoma"/>
+          <w:sz w:val="21"/>
+        </w:rPr>
+        <w:t>pada PIHAK PERTAMA.</w:t>
       </w:r>
     </w:p>
     <w:p>
@@ -5156,7 +5032,14 @@
           <w:sz w:val="21"/>
         </w:rPr>
         <w:lastRenderedPageBreak/>
-        <w:t>Apabila ada barang-barang yang tertinggal/tidak diangkat dalam batas waktu tersebut, maka kehilangan/kerusakan yang terjadi tidak menjadi tanggung jawab PIHAK PERTAMA.</w:t>
+        <w:t xml:space="preserve">Apabila ada barang-barang yang tertinggal/tidak diangkat dalam batas waktu </w:t>
+      </w:r>
+      <w:r>
+        <w:rPr>
+          <w:rFonts w:ascii="Tahoma" w:eastAsia="Tahoma" w:hAnsi="Tahoma"/>
+          <w:sz w:val="21"/>
+        </w:rPr>
+        <w:t>tersebut, maka kehilangan/kerusakan yang terjadi tidak menjadi tanggung jawab PIHAK PERTAMA.</w:t>
       </w:r>
     </w:p>
     <w:p>
@@ -5191,7 +5074,14 @@
           <w:rFonts w:ascii="Tahoma" w:eastAsia="Tahoma" w:hAnsi="Tahoma"/>
           <w:sz w:val="21"/>
         </w:rPr>
-        <w:t>Apabila PIHAK KEDUA melanggar pasal 4, maka Perjanjian Sewa Menyewa ini menjadi batal dan semua kerugian yang timbul akibat pembatalan sewa menyewa ini menjadi beban dan tanggung jawab PIHAK KEDUA.</w:t>
+        <w:t>Apabila PIHAK KEDUA melanggar pasal 4, maka Perjanjian Sewa Menyewa ini menjadi batal dan semua kerugian yang timbul akibat pembatalan sewa menyewa ini menjadi be</w:t>
+      </w:r>
+      <w:r>
+        <w:rPr>
+          <w:rFonts w:ascii="Tahoma" w:eastAsia="Tahoma" w:hAnsi="Tahoma"/>
+          <w:sz w:val="21"/>
+        </w:rPr>
+        <w:t>ban dan tanggung jawab PIHAK KEDUA.</w:t>
       </w:r>
     </w:p>
     <w:p>
@@ -5316,7 +5206,14 @@
           <w:rFonts w:ascii="Tahoma" w:eastAsia="Tahoma" w:hAnsi="Tahoma"/>
           <w:sz w:val="21"/>
         </w:rPr>
-        <w:t>PIHAK PERTAMA tidak bertanggung jawab atas kerugian badan atau benda barang milik PIHAK KEDUA yang berada dalam halaman atau di dalam unit hunian Rusunawa milik PIHAK PERTAMA yang diakibatkan oleh kejadian-kejadian perampokan, pencurian, dan sejenisnya.</w:t>
+        <w:t xml:space="preserve">PIHAK PERTAMA tidak bertanggung jawab atas kerugian badan atau benda barang milik PIHAK KEDUA yang berada dalam halaman atau di dalam unit hunian Rusunawa milik PIHAK PERTAMA yang diakibatkan oleh kejadian-kejadian </w:t>
+      </w:r>
+      <w:r>
+        <w:rPr>
+          <w:rFonts w:ascii="Tahoma" w:eastAsia="Tahoma" w:hAnsi="Tahoma"/>
+          <w:sz w:val="21"/>
+        </w:rPr>
+        <w:t>perampokan, pencurian, dan sejenisnya.</w:t>
       </w:r>
     </w:p>
     <w:p>
@@ -5349,7 +5246,14 @@
           <w:rFonts w:ascii="Tahoma" w:eastAsia="Tahoma" w:hAnsi="Tahoma"/>
           <w:sz w:val="21"/>
         </w:rPr>
-        <w:t>PIHAK KEDUA dianjurkan untuk mengasuransikan semua benda atas barang milik PIHAK KEDUA yang berada dalam unit hunian Rusunawa yang disewakan, karena PIHAK PERTAMA tidak bertanggung jawab sama sekali atas segala kerusakan dan atau kehilangan barang PIHAK KEDUA yang berada dalam Rusunawa yang disewakan.</w:t>
+        <w:t>PIHAK KEDUA dianjurkan untuk mengasuransikan semua benda atas barang milik PIHAK KEDUA yang berada dalam unit hunian Rusunawa yang disewakan, karena PIHAK PERTAMA tidak bertanggung jawab sama sekali atas segala kerus</w:t>
+      </w:r>
+      <w:r>
+        <w:rPr>
+          <w:rFonts w:ascii="Tahoma" w:eastAsia="Tahoma" w:hAnsi="Tahoma"/>
+          <w:sz w:val="21"/>
+        </w:rPr>
+        <w:t>akan dan atau kehilangan barang PIHAK KEDUA yang berada dalam Rusunawa yang disewakan.</w:t>
       </w:r>
     </w:p>
     <w:p>
@@ -5525,7 +5429,14 @@
           <w:rFonts w:ascii="Tahoma" w:eastAsia="Tahoma" w:hAnsi="Tahoma"/>
           <w:sz w:val="21"/>
         </w:rPr>
-        <w:t>Semua perselisihan/persengketaan yang mungkin timbul di antara kedua belah pihak atau yang timbul dari Perjanjian Sewa Menyewa ini baik dalam pelaksanaannya maupun yang mengenai penafsiran dari ketentuan-ketentuan dalam perjanjian ini akan diselesaikan secara musyawarah.</w:t>
+        <w:t>Semua perselisihan/persengketaan yang mungkin timbul di antara kedua belah pihak atau yang timbul dari Perjanjian Sewa Menyewa ini baik dalam pelaksanaannya maupun yang mengenai penafsiran dari ketentuan-ketentuan dalam perjanjian ini akan diselesaikan se</w:t>
+      </w:r>
+      <w:r>
+        <w:rPr>
+          <w:rFonts w:ascii="Tahoma" w:eastAsia="Tahoma" w:hAnsi="Tahoma"/>
+          <w:sz w:val="21"/>
+        </w:rPr>
+        <w:t>cara musyawarah.</w:t>
       </w:r>
     </w:p>
     <w:p>
@@ -5722,7 +5633,14 @@
           <w:rFonts w:ascii="Tahoma" w:eastAsia="Tahoma" w:hAnsi="Tahoma"/>
           <w:sz w:val="21"/>
         </w:rPr>
-        <w:t>Hal-hal yang belum/tidak cukup diatur dalam Surat Perjanjian ini dan ternyata dalam pelaksanaannya perlu untuk diatur, akan diselesaikan secara musyawarah untuk mufakat oleh kedua belah pihak.</w:t>
+        <w:t xml:space="preserve">Hal-hal yang belum/tidak cukup </w:t>
+      </w:r>
+      <w:r>
+        <w:rPr>
+          <w:rFonts w:ascii="Tahoma" w:eastAsia="Tahoma" w:hAnsi="Tahoma"/>
+          <w:sz w:val="21"/>
+        </w:rPr>
+        <w:t>diatur dalam Surat Perjanjian ini dan ternyata dalam pelaksanaannya perlu untuk diatur, akan diselesaikan secara musyawarah untuk mufakat oleh kedua belah pihak.</w:t>
       </w:r>
     </w:p>
     <w:p>
@@ -5756,7 +5674,14 @@
           <w:rFonts w:ascii="Tahoma" w:eastAsia="Tahoma" w:hAnsi="Tahoma"/>
           <w:sz w:val="21"/>
         </w:rPr>
-        <w:t>Demikian Surat Perjanjian ini ditanda tangani oleh kedua belah pihak pada hari dan tanggal tersebut di muka dalam keadaan sehat jasmani dan rohani, tanpa ada paksaan dari pihak m anapun, dibuat rangkap 2 (dua) bermeterai cukup dan masing-masing mempunyai kekuatan hukum yang sama untuk masing-masing pihak.</w:t>
+        <w:t xml:space="preserve">Demikian Surat Perjanjian ini ditanda tangani oleh kedua belah pihak pada hari dan </w:t>
+      </w:r>
+      <w:r>
+        <w:rPr>
+          <w:rFonts w:ascii="Tahoma" w:eastAsia="Tahoma" w:hAnsi="Tahoma"/>
+          <w:sz w:val="21"/>
+        </w:rPr>
+        <w:t>tanggal tersebut di muka dalam keadaan sehat jasmani dan rohani, tanpa ada paksaan dari pihak m anapun, dibuat rangkap 2 (dua) bermeterai cukup dan masing-masing mempunyai kekuatan hukum yang sama untuk masing-masing pihak.</w:t>
       </w:r>
     </w:p>
     <w:p>
@@ -5964,16 +5889,7 @@
           <w:u w:val="single"/>
           <w:lang w:val="en-US"/>
         </w:rPr>
-        <w:t>${nama_penghuni1}</w:t>
-      </w:r>
-      <w:r>
-        <w:rPr>
-          <w:rFonts w:ascii="Tahoma" w:eastAsia="Tahoma" w:hAnsi="Tahoma"/>
-          <w:b/>
-          <w:sz w:val="21"/>
-          <w:lang w:val="en-US"/>
-        </w:rPr>
-        <w:tab/>
+        <w:t>${nama_penghuni</w:t>
       </w:r>
       <w:r>
         <w:rPr>
@@ -5983,6 +5899,40 @@
           <w:u w:val="single"/>
           <w:lang w:val="en-US"/>
         </w:rPr>
+        <w:t>}</w:t>
+      </w:r>
+    </w:p>
+    <w:p>
+      <w:pPr>
+        <w:tabs>
+          <w:tab w:val="left" w:pos="6237"/>
+        </w:tabs>
+        <w:spacing w:line="0" w:lineRule="atLeast"/>
+        <w:rPr>
+          <w:rFonts w:ascii="Tahoma" w:eastAsia="Tahoma" w:hAnsi="Tahoma"/>
+          <w:b/>
+          <w:sz w:val="21"/>
+          <w:u w:val="single"/>
+          <w:lang w:val="en-US"/>
+        </w:rPr>
+      </w:pPr>
+      <w:r>
+        <w:rPr>
+          <w:rFonts w:ascii="Tahoma" w:eastAsia="Tahoma" w:hAnsi="Tahoma"/>
+          <w:b/>
+          <w:sz w:val="21"/>
+          <w:lang w:val="en-US"/>
+        </w:rPr>
+        <w:tab/>
+      </w:r>
+      <w:r>
+        <w:rPr>
+          <w:rFonts w:ascii="Tahoma" w:eastAsia="Tahoma" w:hAnsi="Tahoma"/>
+          <w:b/>
+          <w:sz w:val="21"/>
+          <w:u w:val="single"/>
+          <w:lang w:val="en-US"/>
+        </w:rPr>
         <w:t>${nama_pihak1}</w:t>
       </w:r>
     </w:p>
@@ -6006,6 +5956,132 @@
           <w:lang w:val="en-US"/>
         </w:rPr>
         <w:t>NIP. 19770618 200801 1 002</w:t>
+      </w:r>
+    </w:p>
+    <w:p>
+      <w:pPr>
+        <w:tabs>
+          <w:tab w:val="left" w:pos="6237"/>
+        </w:tabs>
+        <w:spacing w:line="0" w:lineRule="atLeast"/>
+        <w:ind w:left="6096"/>
+        <w:rPr>
+          <w:rFonts w:ascii="Tahoma" w:eastAsia="Tahoma" w:hAnsi="Tahoma"/>
+          <w:sz w:val="21"/>
+          <w:lang w:val="en-US"/>
+        </w:rPr>
+      </w:pPr>
+    </w:p>
+    <w:p>
+      <w:pPr>
+        <w:tabs>
+          <w:tab w:val="left" w:pos="6237"/>
+        </w:tabs>
+        <w:spacing w:line="0" w:lineRule="atLeast"/>
+        <w:rPr>
+          <w:rFonts w:ascii="Tahoma" w:eastAsia="Tahoma" w:hAnsi="Tahoma"/>
+          <w:sz w:val="21"/>
+          <w:lang w:val="en-US"/>
+        </w:rPr>
+      </w:pPr>
+    </w:p>
+    <w:p>
+      <w:pPr>
+        <w:tabs>
+          <w:tab w:val="left" w:pos="6237"/>
+        </w:tabs>
+        <w:spacing w:line="0" w:lineRule="atLeast"/>
+        <w:rPr>
+          <w:rFonts w:ascii="Times New Roman" w:eastAsia="Times New Roman" w:hAnsi="Times New Roman"/>
+          <w:lang w:val="en-US"/>
+        </w:rPr>
+      </w:pPr>
+      <w:r>
+        <w:rPr>
+          <w:rFonts w:ascii="Times New Roman" w:eastAsia="Times New Roman" w:hAnsi="Times New Roman"/>
+          <w:lang w:val="en-US"/>
+        </w:rPr>
+        <w:t>${ttd_penghuni}</w:t>
+      </w:r>
+    </w:p>
+    <w:p>
+      <w:pPr>
+        <w:tabs>
+          <w:tab w:val="left" w:pos="6237"/>
+        </w:tabs>
+        <w:spacing w:line="0" w:lineRule="atLeast"/>
+        <w:rPr>
+          <w:rFonts w:ascii="Times New Roman" w:eastAsia="Times New Roman" w:hAnsi="Times New Roman"/>
+          <w:lang w:val="en-US"/>
+        </w:rPr>
+      </w:pPr>
+    </w:p>
+    <w:p>
+      <w:pPr>
+        <w:tabs>
+          <w:tab w:val="left" w:pos="6237"/>
+        </w:tabs>
+        <w:spacing w:line="0" w:lineRule="atLeast"/>
+        <w:rPr>
+          <w:rFonts w:ascii="Times New Roman" w:eastAsia="Times New Roman" w:hAnsi="Times New Roman"/>
+          <w:lang w:val="en-US"/>
+        </w:rPr>
+      </w:pPr>
+    </w:p>
+    <w:p>
+      <w:pPr>
+        <w:tabs>
+          <w:tab w:val="left" w:pos="6237"/>
+        </w:tabs>
+        <w:spacing w:line="0" w:lineRule="atLeast"/>
+        <w:rPr>
+          <w:rFonts w:ascii="Times New Roman" w:eastAsia="Times New Roman" w:hAnsi="Times New Roman"/>
+          <w:lang w:val="en-US"/>
+        </w:rPr>
+      </w:pPr>
+    </w:p>
+    <w:p>
+      <w:pPr>
+        <w:tabs>
+          <w:tab w:val="left" w:pos="6237"/>
+        </w:tabs>
+        <w:spacing w:line="0" w:lineRule="atLeast"/>
+        <w:rPr>
+          <w:rFonts w:ascii="Times New Roman" w:eastAsia="Times New Roman" w:hAnsi="Times New Roman"/>
+          <w:lang w:val="en-US"/>
+        </w:rPr>
+      </w:pPr>
+    </w:p>
+    <w:p>
+      <w:pPr>
+        <w:tabs>
+          <w:tab w:val="left" w:pos="6237"/>
+        </w:tabs>
+        <w:spacing w:line="0" w:lineRule="atLeast"/>
+        <w:rPr>
+          <w:rFonts w:ascii="Times New Roman" w:eastAsia="Times New Roman" w:hAnsi="Times New Roman"/>
+          <w:lang w:val="en-US"/>
+        </w:rPr>
+      </w:pPr>
+    </w:p>
+    <w:p>
+      <w:pPr>
+        <w:tabs>
+          <w:tab w:val="left" w:pos="6237"/>
+        </w:tabs>
+        <w:spacing w:line="0" w:lineRule="atLeast"/>
+        <w:rPr>
+          <w:rFonts w:ascii="Tahoma" w:eastAsia="Tahoma" w:hAnsi="Tahoma"/>
+          <w:sz w:val="21"/>
+          <w:lang w:val="en-US"/>
+        </w:rPr>
+      </w:pPr>
+      <w:r>
+        <w:rPr>
+          <w:rFonts w:ascii="Times New Roman" w:eastAsia="Times New Roman" w:hAnsi="Times New Roman"/>
+          <w:lang w:val="en-US"/>
+        </w:rPr>
+        <w:t>${ttd_pihak1}</w:t>
       </w:r>
     </w:p>
     <w:p>
@@ -6053,7 +6129,7 @@
 </file>
 
 <file path=word/numbering.xml><?xml version="1.0" encoding="utf-8"?>
-<w:numbering xmlns:wpc="http://schemas.microsoft.com/office/word/2010/wordprocessingCanvas" xmlns:cx="http://schemas.microsoft.com/office/drawing/2014/chartex" xmlns:cx1="http://schemas.microsoft.com/office/drawing/2015/9/8/chartex" xmlns:cx2="http://schemas.microsoft.com/office/drawing/2015/10/21/chartex" xmlns:cx3="http://schemas.microsoft.com/office/drawing/2016/5/9/chartex" xmlns:cx4="http://schemas.microsoft.com/office/drawing/2016/5/10/chartex" xmlns:cx5="http://schemas.microsoft.com/office/drawing/2016/5/11/chartex" xmlns:cx6="http://schemas.microsoft.com/office/drawing/2016/5/12/chartex" xmlns:cx7="http://schemas.microsoft.com/office/drawing/2016/5/13/chartex" xmlns:cx8="http://schemas.microsoft.com/office/drawing/2016/5/14/chartex" xmlns:mc="http://schemas.openxmlformats.org/markup-compatibility/2006" xmlns:aink="http://schemas.microsoft.com/office/drawing/2016/ink" xmlns:am3d="http://schemas.microsoft.com/office/drawing/2017/model3d" xmlns:o="urn:schemas-microsoft-com:office:office" xmlns:oel="http://schemas.microsoft.com/office/2019/extlst" xmlns:r="http://schemas.openxmlformats.org/officeDocument/2006/relationships" xmlns:m="http://schemas.openxmlformats.org/officeDocument/2006/math" xmlns:v="urn:schemas-microsoft-com:vml" xmlns:wp14="http://schemas.microsoft.com/office/word/2010/wordprocessingDrawing" xmlns:wp="http://schemas.openxmlformats.org/drawingml/2006/wordprocessingDrawing" xmlns:w10="urn:schemas-microsoft-com:office:word" xmlns:w="http://schemas.openxmlformats.org/wordprocessingml/2006/main" xmlns:w14="http://schemas.microsoft.com/office/word/2010/wordml" xmlns:w15="http://schemas.microsoft.com/office/word/2012/wordml" xmlns:w16cex="http://schemas.microsoft.com/office/word/2018/wordml/cex" xmlns:w16cid="http://schemas.microsoft.com/office/word/2016/wordml/cid" xmlns:w16="http://schemas.microsoft.com/office/word/2018/wordml" xmlns:w16du="http://schemas.microsoft.com/office/word/2023/wordml/word16du" xmlns:w16sdtdh="http://schemas.microsoft.com/office/word/2020/wordml/sdtdatahash" xmlns:w16sdtfl="http://schemas.microsoft.com/office/word/2024/wordml/sdtformatlock" xmlns:w16se="http://schemas.microsoft.com/office/word/2015/wordml/symex" xmlns:wpg="http://schemas.microsoft.com/office/word/2010/wordprocessingGroup" xmlns:wpi="http://schemas.microsoft.com/office/word/2010/wordprocessingInk" xmlns:wne="http://schemas.microsoft.com/office/word/2006/wordml" xmlns:wps="http://schemas.microsoft.com/office/word/2010/wordprocessingShape" mc:Ignorable="w14 w15 w16se w16cid w16 w16cex w16sdtdh w16sdtfl w16du wp14">
+<w:numbering xmlns:wpc="http://schemas.microsoft.com/office/word/2010/wordprocessingCanvas" xmlns:cx="http://schemas.microsoft.com/office/drawing/2014/chartex" xmlns:cx1="http://schemas.microsoft.com/office/drawing/2015/9/8/chartex" xmlns:cx2="http://schemas.microsoft.com/office/drawing/2015/10/21/chartex" xmlns:cx3="http://schemas.microsoft.com/office/drawing/2016/5/9/chartex" xmlns:cx4="http://schemas.microsoft.com/office/drawing/2016/5/10/chartex" xmlns:cx5="http://schemas.microsoft.com/office/drawing/2016/5/11/chartex" xmlns:cx6="http://schemas.microsoft.com/office/drawing/2016/5/12/chartex" xmlns:cx7="http://schemas.microsoft.com/office/drawing/2016/5/13/chartex" xmlns:cx8="http://schemas.microsoft.com/office/drawing/2016/5/14/chartex" xmlns:mc="http://schemas.openxmlformats.org/markup-compatibility/2006" xmlns:aink="http://schemas.microsoft.com/office/drawing/2016/ink" xmlns:am3d="http://schemas.microsoft.com/office/drawing/2017/model3d" xmlns:o="urn:schemas-microsoft-com:office:office" xmlns:r="http://schemas.openxmlformats.org/officeDocument/2006/relationships" xmlns:m="http://schemas.openxmlformats.org/officeDocument/2006/math" xmlns:v="urn:schemas-microsoft-com:vml" xmlns:wp14="http://schemas.microsoft.com/office/word/2010/wordprocessingDrawing" xmlns:wp="http://schemas.openxmlformats.org/drawingml/2006/wordprocessingDrawing" xmlns:w10="urn:schemas-microsoft-com:office:word" xmlns:w="http://schemas.openxmlformats.org/wordprocessingml/2006/main" xmlns:w14="http://schemas.microsoft.com/office/word/2010/wordml" xmlns:w15="http://schemas.microsoft.com/office/word/2012/wordml" xmlns:w16cex="http://schemas.microsoft.com/office/word/2018/wordml/cex" xmlns:w16cid="http://schemas.microsoft.com/office/word/2016/wordml/cid" xmlns:w16="http://schemas.microsoft.com/office/word/2018/wordml" xmlns:w16sdtdh="http://schemas.microsoft.com/office/word/2020/wordml/sdtdatahash" xmlns:w16se="http://schemas.microsoft.com/office/word/2015/wordml/symex" xmlns:wpg="http://schemas.microsoft.com/office/word/2010/wordprocessingGroup" xmlns:wpi="http://schemas.microsoft.com/office/word/2010/wordprocessingInk" xmlns:wne="http://schemas.microsoft.com/office/word/2006/wordml" xmlns:wps="http://schemas.microsoft.com/office/word/2010/wordprocessingShape" mc:Ignorable="w14 w15 w16se w16cid w16 w16cex w16sdtdh wp14">
   <w:abstractNum w:abstractNumId="0" w15:restartNumberingAfterBreak="0">
     <w:nsid w:val="094438D4"/>
     <w:multiLevelType w:val="multilevel"/>
@@ -8925,89 +9001,89 @@
       </w:rPr>
     </w:lvl>
   </w:abstractNum>
-  <w:num w:numId="1" w16cid:durableId="2130925686">
+  <w:num w:numId="1">
     <w:abstractNumId w:val="1"/>
   </w:num>
-  <w:num w:numId="2" w16cid:durableId="1856766098">
+  <w:num w:numId="2">
     <w:abstractNumId w:val="3"/>
   </w:num>
-  <w:num w:numId="3" w16cid:durableId="825708716">
+  <w:num w:numId="3">
     <w:abstractNumId w:val="16"/>
   </w:num>
-  <w:num w:numId="4" w16cid:durableId="1194534381">
+  <w:num w:numId="4">
     <w:abstractNumId w:val="20"/>
   </w:num>
-  <w:num w:numId="5" w16cid:durableId="1420061545">
+  <w:num w:numId="5">
     <w:abstractNumId w:val="7"/>
   </w:num>
-  <w:num w:numId="6" w16cid:durableId="1759015376">
+  <w:num w:numId="6">
     <w:abstractNumId w:val="12"/>
   </w:num>
-  <w:num w:numId="7" w16cid:durableId="1912621935">
+  <w:num w:numId="7">
     <w:abstractNumId w:val="19"/>
   </w:num>
-  <w:num w:numId="8" w16cid:durableId="153376679">
+  <w:num w:numId="8">
     <w:abstractNumId w:val="0"/>
   </w:num>
-  <w:num w:numId="9" w16cid:durableId="1812791638">
+  <w:num w:numId="9">
     <w:abstractNumId w:val="18"/>
   </w:num>
-  <w:num w:numId="10" w16cid:durableId="761531209">
+  <w:num w:numId="10">
     <w:abstractNumId w:val="10"/>
   </w:num>
-  <w:num w:numId="11" w16cid:durableId="1328901929">
+  <w:num w:numId="11">
     <w:abstractNumId w:val="2"/>
   </w:num>
-  <w:num w:numId="12" w16cid:durableId="196282584">
+  <w:num w:numId="12">
     <w:abstractNumId w:val="17"/>
   </w:num>
-  <w:num w:numId="13" w16cid:durableId="2076470285">
+  <w:num w:numId="13">
     <w:abstractNumId w:val="4"/>
   </w:num>
-  <w:num w:numId="14" w16cid:durableId="777793367">
+  <w:num w:numId="14">
     <w:abstractNumId w:val="14"/>
   </w:num>
-  <w:num w:numId="15" w16cid:durableId="561985131">
+  <w:num w:numId="15">
     <w:abstractNumId w:val="11"/>
   </w:num>
-  <w:num w:numId="16" w16cid:durableId="319502750">
+  <w:num w:numId="16">
     <w:abstractNumId w:val="5"/>
   </w:num>
-  <w:num w:numId="17" w16cid:durableId="1105730761">
+  <w:num w:numId="17">
     <w:abstractNumId w:val="15"/>
   </w:num>
-  <w:num w:numId="18" w16cid:durableId="1605264234">
+  <w:num w:numId="18">
     <w:abstractNumId w:val="6"/>
   </w:num>
-  <w:num w:numId="19" w16cid:durableId="1164934278">
+  <w:num w:numId="19">
     <w:abstractNumId w:val="9"/>
   </w:num>
-  <w:num w:numId="20" w16cid:durableId="274795050">
+  <w:num w:numId="20">
     <w:abstractNumId w:val="8"/>
   </w:num>
-  <w:num w:numId="21" w16cid:durableId="1472938801">
+  <w:num w:numId="21">
     <w:abstractNumId w:val="13"/>
   </w:num>
-  <w:num w:numId="22" w16cid:durableId="697775676">
+  <w:num w:numId="22">
     <w:abstractNumId w:val="15"/>
     <w:lvlOverride w:ilvl="0">
       <w:startOverride w:val="1"/>
     </w:lvlOverride>
   </w:num>
-  <w:num w:numId="23" w16cid:durableId="1617175225">
+  <w:num w:numId="23">
     <w:abstractNumId w:val="15"/>
   </w:num>
-  <w:num w:numId="24" w16cid:durableId="1762724024">
+  <w:num w:numId="24">
     <w:abstractNumId w:val="15"/>
   </w:num>
-  <w:num w:numId="25" w16cid:durableId="670454302">
+  <w:num w:numId="25">
     <w:abstractNumId w:val="15"/>
   </w:num>
 </w:numbering>
 </file>
 
 <file path=word/styles.xml><?xml version="1.0" encoding="utf-8"?>
-<w:styles xmlns:mc="http://schemas.openxmlformats.org/markup-compatibility/2006" xmlns:r="http://schemas.openxmlformats.org/officeDocument/2006/relationships" xmlns:w="http://schemas.openxmlformats.org/wordprocessingml/2006/main" xmlns:w14="http://schemas.microsoft.com/office/word/2010/wordml" xmlns:w15="http://schemas.microsoft.com/office/word/2012/wordml" xmlns:w16cex="http://schemas.microsoft.com/office/word/2018/wordml/cex" xmlns:w16cid="http://schemas.microsoft.com/office/word/2016/wordml/cid" xmlns:w16="http://schemas.microsoft.com/office/word/2018/wordml" xmlns:w16du="http://schemas.microsoft.com/office/word/2023/wordml/word16du" xmlns:w16sdtdh="http://schemas.microsoft.com/office/word/2020/wordml/sdtdatahash" xmlns:w16sdtfl="http://schemas.microsoft.com/office/word/2024/wordml/sdtformatlock" xmlns:w16se="http://schemas.microsoft.com/office/word/2015/wordml/symex" mc:Ignorable="w14 w15 w16se w16cid w16 w16cex w16sdtdh w16sdtfl w16du">
+<w:styles xmlns:mc="http://schemas.openxmlformats.org/markup-compatibility/2006" xmlns:r="http://schemas.openxmlformats.org/officeDocument/2006/relationships" xmlns:w="http://schemas.openxmlformats.org/wordprocessingml/2006/main" xmlns:w14="http://schemas.microsoft.com/office/word/2010/wordml" xmlns:w15="http://schemas.microsoft.com/office/word/2012/wordml" xmlns:w16cex="http://schemas.microsoft.com/office/word/2018/wordml/cex" xmlns:w16cid="http://schemas.microsoft.com/office/word/2016/wordml/cid" xmlns:w16="http://schemas.microsoft.com/office/word/2018/wordml" xmlns:w16sdtdh="http://schemas.microsoft.com/office/word/2020/wordml/sdtdatahash" xmlns:w16se="http://schemas.microsoft.com/office/word/2015/wordml/symex" mc:Ignorable="w14 w15 w16se w16cid w16 w16cex w16sdtdh">
   <w:docDefaults>
     <w:rPrDefault>
       <w:rPr>
@@ -9415,6 +9491,7 @@
   <w:style w:type="character" w:default="1" w:styleId="DefaultParagraphFont">
     <w:name w:val="Default Paragraph Font"/>
     <w:uiPriority w:val="1"/>
+    <w:semiHidden/>
     <w:unhideWhenUsed/>
   </w:style>
   <w:style w:type="table" w:default="1" w:styleId="TableNormal">

--- a/public/template_document/HUNIAN.docx
+++ b/public/template_document/HUNIAN.docx
@@ -375,15 +375,7 @@
                 <w:sz w:val="21"/>
                 <w:lang w:val="en-US"/>
               </w:rPr>
-              <w:t>Jln Raya Soreang</w:t>
-            </w:r>
-            <w:r>
-              <w:rPr>
-                <w:rFonts w:ascii="Tahoma" w:eastAsia="Tahoma" w:hAnsi="Tahoma"/>
-                <w:sz w:val="21"/>
-                <w:lang w:val="en-US"/>
-              </w:rPr>
-              <w:t xml:space="preserve"> Km. 17</w:t>
+              <w:t>Jln Raya Soreang Km. 17</w:t>
             </w:r>
           </w:p>
           <w:p>
@@ -904,14 +896,7 @@
           <w:rFonts w:ascii="Tahoma" w:eastAsia="Tahoma" w:hAnsi="Tahoma"/>
           <w:sz w:val="21"/>
         </w:rPr>
-        <w:t xml:space="preserve">Dalam hal ini </w:t>
-      </w:r>
-      <w:r>
-        <w:rPr>
-          <w:rFonts w:ascii="Tahoma" w:eastAsia="Tahoma" w:hAnsi="Tahoma"/>
-          <w:sz w:val="21"/>
-        </w:rPr>
-        <w:t>bertindak untuk dan atas nama Penyewa</w:t>
+        <w:t>Dalam hal ini bertindak untuk dan atas nama Penyewa</w:t>
       </w:r>
     </w:p>
     <w:p>
@@ -1099,14 +1084,7 @@
           <w:rFonts w:ascii="Tahoma" w:eastAsia="Tahoma" w:hAnsi="Tahoma"/>
           <w:sz w:val="21"/>
         </w:rPr>
-        <w:t>Kedua belah pihak disamping mematuhi peraturan bersama juga harus mentaati Undang-Undang, Peraturan Pemerintah, maupun Perat</w:t>
-      </w:r>
-      <w:r>
-        <w:rPr>
-          <w:rFonts w:ascii="Tahoma" w:eastAsia="Tahoma" w:hAnsi="Tahoma"/>
-          <w:sz w:val="21"/>
-        </w:rPr>
-        <w:t>uran Daerah (Perda) tentang rumah susun.</w:t>
+        <w:t>Kedua belah pihak disamping mematuhi peraturan bersama juga harus mentaati Undang-Undang, Peraturan Pemerintah, maupun Peraturan Daerah (Perda) tentang rumah susun.</w:t>
       </w:r>
     </w:p>
     <w:p>
@@ -1354,14 +1332,7 @@
           <w:rFonts w:ascii="Tahoma" w:eastAsia="Tahoma" w:hAnsi="Tahoma"/>
           <w:sz w:val="21"/>
         </w:rPr>
-        <w:t xml:space="preserve">PIHAK KEDUA setuju bahwa satu </w:t>
-      </w:r>
-      <w:r>
-        <w:rPr>
-          <w:rFonts w:ascii="Tahoma" w:eastAsia="Tahoma" w:hAnsi="Tahoma"/>
-          <w:sz w:val="21"/>
-        </w:rPr>
-        <w:t>satuan Rumah Susun Sederhana Sewa yang disewa sebagaimana dimaksud pada ayat (3) perjanjian ini digunakan hanya untuk tempat tinggal dan tidak dibolehkan mengubah, menambah bangunan dalam bentuk apapun.</w:t>
+        <w:t>PIHAK KEDUA setuju bahwa satu satuan Rumah Susun Sederhana Sewa yang disewa sebagaimana dimaksud pada ayat (3) perjanjian ini digunakan hanya untuk tempat tinggal dan tidak dibolehkan mengubah, menambah bangunan dalam bentuk apapun.</w:t>
       </w:r>
     </w:p>
     <w:p>
@@ -1396,21 +1367,7 @@
           <w:rFonts w:ascii="Tahoma" w:eastAsia="Tahoma" w:hAnsi="Tahoma"/>
           <w:sz w:val="21"/>
         </w:rPr>
-        <w:t>Dalam hal Perjanjian Sewa Menyewa Rumah Susun Sederh</w:t>
-      </w:r>
-      <w:r>
-        <w:rPr>
-          <w:rFonts w:ascii="Tahoma" w:eastAsia="Tahoma" w:hAnsi="Tahoma"/>
-          <w:sz w:val="21"/>
-        </w:rPr>
-        <w:t>ana Sewa ini dilakukan oleh PIHAK KEDUA sebagai hunian lebih dari 1 orang yang kesemuanya mempunyai status sebagai karyawan dari PIHAK KEDUA, maka PIHAK KEDUA bertanggung jawab sepenuhnya atas keberadaan para karyawannya yang tinggal di rumah susun tersebu</w:t>
-      </w:r>
-      <w:r>
-        <w:rPr>
-          <w:rFonts w:ascii="Tahoma" w:eastAsia="Tahoma" w:hAnsi="Tahoma"/>
-          <w:sz w:val="21"/>
-        </w:rPr>
-        <w:t>t.</w:t>
+        <w:t>Dalam hal Perjanjian Sewa Menyewa Rumah Susun Sederhana Sewa ini dilakukan oleh PIHAK KEDUA sebagai hunian lebih dari 1 orang yang kesemuanya mempunyai status sebagai karyawan dari PIHAK KEDUA, maka PIHAK KEDUA bertanggung jawab sepenuhnya atas keberadaan para karyawannya yang tinggal di rumah susun tersebut.</w:t>
       </w:r>
     </w:p>
     <w:p>
@@ -1547,14 +1504,7 @@
           <w:rFonts w:ascii="Tahoma" w:eastAsia="Tahoma" w:hAnsi="Tahoma"/>
           <w:sz w:val="21"/>
         </w:rPr>
-        <w:t>Apabila PIHAK KEDUA terlambat membayar, mak</w:t>
-      </w:r>
-      <w:r>
-        <w:rPr>
-          <w:rFonts w:ascii="Tahoma" w:eastAsia="Tahoma" w:hAnsi="Tahoma"/>
-          <w:sz w:val="21"/>
-        </w:rPr>
-        <w:t xml:space="preserve">a akan </w:t>
+        <w:t xml:space="preserve">Apabila PIHAK KEDUA terlambat membayar, maka akan </w:t>
       </w:r>
       <w:r>
         <w:rPr>
@@ -1721,14 +1671,7 @@
           <w:rFonts w:ascii="Tahoma" w:eastAsia="Tahoma" w:hAnsi="Tahoma"/>
           <w:sz w:val="21"/>
         </w:rPr>
-        <w:t>PIHAK KEDUA wajib membayar uang jaminan yang jumlahnya 3 (tiga) bulan Sewa Rumah Susun Sederhana Sewa sebagai jaminan pembayaran selama di Rusunawa dan diakan dikembalikan apabila PIHAK KEDUA mengakhiri masa kontrak sewa menyewa di R</w:t>
-      </w:r>
-      <w:r>
-        <w:rPr>
-          <w:rFonts w:ascii="Tahoma" w:eastAsia="Tahoma" w:hAnsi="Tahoma"/>
-          <w:sz w:val="21"/>
-        </w:rPr>
-        <w:t>usunawa.</w:t>
+        <w:t>PIHAK KEDUA wajib membayar uang jaminan yang jumlahnya 3 (tiga) bulan Sewa Rumah Susun Sederhana Sewa sebagai jaminan pembayaran selama di Rusunawa dan diakan dikembalikan apabila PIHAK KEDUA mengakhiri masa kontrak sewa menyewa di Rusunawa.</w:t>
       </w:r>
     </w:p>
     <w:p>
@@ -1850,14 +1793,7 @@
           <w:rFonts w:ascii="Tahoma" w:eastAsia="Tahoma" w:hAnsi="Tahoma"/>
           <w:sz w:val="21"/>
         </w:rPr>
-        <w:t xml:space="preserve">Kedua belah pihak setuju bahwa jangka waktu sewa-menyewa Rumah Susun Sederhana Sewa sebagaimna dimaksud pada pasal 1 perjanjian ini selama Tiga  </w:t>
-      </w:r>
-      <w:r>
-        <w:rPr>
-          <w:rFonts w:ascii="Tahoma" w:eastAsia="Tahoma" w:hAnsi="Tahoma"/>
-          <w:sz w:val="21"/>
-        </w:rPr>
-        <w:t>(3) tahun, terhitung mulai hari dan tanggal ditandatanganinya Surat Perjanjian</w:t>
+        <w:t>Kedua belah pihak setuju bahwa jangka waktu sewa-menyewa Rumah Susun Sederhana Sewa sebagaimna dimaksud pada pasal 1 perjanjian ini selama Tiga  (3) tahun, terhitung mulai hari dan tanggal ditandatanganinya Surat Perjanjian</w:t>
       </w:r>
       <w:r>
         <w:t xml:space="preserve"> </w:t>
@@ -1908,14 +1844,7 @@
           <w:rFonts w:ascii="Tahoma" w:eastAsia="Tahoma" w:hAnsi="Tahoma"/>
           <w:sz w:val="21"/>
         </w:rPr>
-        <w:t xml:space="preserve">PIHAK KEDUA mengundurkan diri atau pindah ke tempat lain sebelum </w:t>
-      </w:r>
-      <w:r>
-        <w:rPr>
-          <w:rFonts w:ascii="Tahoma" w:eastAsia="Tahoma" w:hAnsi="Tahoma"/>
-          <w:sz w:val="21"/>
-        </w:rPr>
-        <w:t>berakhirnya Surat Perjanjian ini.</w:t>
+        <w:t>PIHAK KEDUA mengundurkan diri atau pindah ke tempat lain sebelum berakhirnya Surat Perjanjian ini.</w:t>
       </w:r>
     </w:p>
     <w:p>
@@ -2015,14 +1944,7 @@
           <w:rFonts w:ascii="Tahoma" w:eastAsia="Tahoma" w:hAnsi="Tahoma"/>
           <w:sz w:val="21"/>
         </w:rPr>
-        <w:t xml:space="preserve">Setelah jangka waktu sewa unit hunian berakhir, </w:t>
-      </w:r>
-      <w:r>
-        <w:rPr>
-          <w:rFonts w:ascii="Tahoma" w:eastAsia="Tahoma" w:hAnsi="Tahoma"/>
-          <w:sz w:val="21"/>
-        </w:rPr>
-        <w:t>PIHAK KEDUA wajib menyerahkan unit rumah susun yang disewanya dalam keadaan kosong kepada PIHAK PERTAMA paling lambat 7 (tujuh) hari setelah berakhirmya waktu sewa dan bila ada kerusakan, maka perbaikan merupakan tanggung jawab PIHAK kEDUA.</w:t>
+        <w:t>Setelah jangka waktu sewa unit hunian berakhir, PIHAK KEDUA wajib menyerahkan unit rumah susun yang disewanya dalam keadaan kosong kepada PIHAK PERTAMA paling lambat 7 (tujuh) hari setelah berakhirmya waktu sewa dan bila ada kerusakan, maka perbaikan merupakan tanggung jawab PIHAK kEDUA.</w:t>
       </w:r>
     </w:p>
     <w:p>
@@ -2055,14 +1977,7 @@
           <w:rFonts w:ascii="Tahoma" w:eastAsia="Tahoma" w:hAnsi="Tahoma"/>
           <w:sz w:val="21"/>
         </w:rPr>
-        <w:t>Kedua belah pi</w:t>
-      </w:r>
-      <w:r>
-        <w:rPr>
-          <w:rFonts w:ascii="Tahoma" w:eastAsia="Tahoma" w:hAnsi="Tahoma"/>
-          <w:sz w:val="21"/>
-        </w:rPr>
-        <w:t>hak setuju bahwa setelah berakhirya jangka waktu sebagaimana dimaksud pada ayat (1) pasal ini, perjanjian ini dapat diperpanjang kembali sesuai ketentuan yang ditetapkan oleh Unit Pengelola.</w:t>
+        <w:t>Kedua belah pihak setuju bahwa setelah berakhirya jangka waktu sebagaimana dimaksud pada ayat (1) pasal ini, perjanjian ini dapat diperpanjang kembali sesuai ketentuan yang ditetapkan oleh Unit Pengelola.</w:t>
       </w:r>
     </w:p>
     <w:p>
@@ -2146,14 +2061,7 @@
           <w:rFonts w:ascii="Tahoma" w:eastAsia="Tahoma" w:hAnsi="Tahoma"/>
           <w:sz w:val="21"/>
         </w:rPr>
-        <w:t xml:space="preserve">PIHAK PERTAMA selama </w:t>
-      </w:r>
-      <w:r>
-        <w:rPr>
-          <w:rFonts w:ascii="Tahoma" w:eastAsia="Tahoma" w:hAnsi="Tahoma"/>
-          <w:sz w:val="21"/>
-        </w:rPr>
-        <w:t>jangka waktu Perjanjian Sewa Menyewa ini berlangsung memiliki hak dan kewajiban sebagai berikut.</w:t>
+        <w:t>PIHAK PERTAMA selama jangka waktu Perjanjian Sewa Menyewa ini berlangsung memiliki hak dan kewajiban sebagai berikut.</w:t>
       </w:r>
     </w:p>
     <w:p>
@@ -2248,14 +2156,7 @@
           <w:rFonts w:ascii="Tahoma" w:eastAsia="Tahoma" w:hAnsi="Tahoma"/>
           <w:sz w:val="21"/>
         </w:rPr>
-        <w:t xml:space="preserve">Melaksanakan sanksi atas </w:t>
-      </w:r>
-      <w:r>
-        <w:rPr>
-          <w:rFonts w:ascii="Tahoma" w:eastAsia="Tahoma" w:hAnsi="Tahoma"/>
-          <w:sz w:val="21"/>
-        </w:rPr>
-        <w:t>pelanggaran-pelanggaran penghunian.</w:t>
+        <w:t>Melaksanakan sanksi atas pelanggaran-pelanggaran penghunian.</w:t>
       </w:r>
     </w:p>
     <w:p>
@@ -2347,14 +2248,7 @@
           <w:rFonts w:ascii="Tahoma" w:eastAsia="Tahoma" w:hAnsi="Tahoma"/>
           <w:sz w:val="21"/>
         </w:rPr>
-        <w:t>Mengasuransikan bangunan Rumah Susun yang disewa</w:t>
-      </w:r>
-      <w:r>
-        <w:rPr>
-          <w:rFonts w:ascii="Tahoma" w:eastAsia="Tahoma" w:hAnsi="Tahoma"/>
-          <w:sz w:val="21"/>
-        </w:rPr>
-        <w:t>kan kepada PIHAK KEDUA terhadap bahaya kebakaran pada perusahaan asuransi yang ditunjuk PIHAK PERTAMA.</w:t>
+        <w:t>Mengasuransikan bangunan Rumah Susun yang disewakan kepada PIHAK KEDUA terhadap bahaya kebakaran pada perusahaan asuransi yang ditunjuk PIHAK PERTAMA.</w:t>
       </w:r>
     </w:p>
     <w:p>
@@ -2443,14 +2337,7 @@
           <w:rFonts w:ascii="Tahoma" w:eastAsia="Tahoma" w:hAnsi="Tahoma"/>
           <w:sz w:val="21"/>
         </w:rPr>
-        <w:t>Memperbaiki peraturan pengelolaan hin</w:t>
-      </w:r>
-      <w:r>
-        <w:rPr>
-          <w:rFonts w:ascii="Tahoma" w:eastAsia="Tahoma" w:hAnsi="Tahoma"/>
-          <w:sz w:val="21"/>
-        </w:rPr>
-        <w:t>gga meningkatkan kemampuan pengelolaan kompleks Rusunawa dengan lebih baik.</w:t>
+        <w:t>Memperbaiki peraturan pengelolaan hingga meningkatkan kemampuan pengelolaan kompleks Rusunawa dengan lebih baik.</w:t>
       </w:r>
     </w:p>
     <w:p>
@@ -2501,14 +2388,7 @@
           <w:sz w:val="21"/>
         </w:rPr>
         <w:lastRenderedPageBreak/>
-        <w:t xml:space="preserve">Menjaga keamanan lingkungan bekerja sama </w:t>
-      </w:r>
-      <w:r>
-        <w:rPr>
-          <w:rFonts w:ascii="Tahoma" w:eastAsia="Tahoma" w:hAnsi="Tahoma"/>
-          <w:sz w:val="21"/>
-        </w:rPr>
-        <w:t>dengan aparat keamanan setempat.</w:t>
+        <w:t>Menjaga keamanan lingkungan bekerja sama dengan aparat keamanan setempat.</w:t>
       </w:r>
     </w:p>
     <w:p>
@@ -2670,14 +2550,7 @@
           <w:rFonts w:ascii="Tahoma" w:eastAsia="Tahoma" w:hAnsi="Tahoma"/>
           <w:sz w:val="21"/>
         </w:rPr>
-        <w:t>Menempati s</w:t>
-      </w:r>
-      <w:r>
-        <w:rPr>
-          <w:rFonts w:ascii="Tahoma" w:eastAsia="Tahoma" w:hAnsi="Tahoma"/>
-          <w:sz w:val="21"/>
-        </w:rPr>
-        <w:t>atuan rumah susun dimaksud untuk keperluan tempat tinggal sebagaimana dimaksud pada pasal 1 Surat Perjanjian ini.</w:t>
+        <w:t>Menempati satuan rumah susun dimaksud untuk keperluan tempat tinggal sebagaimana dimaksud pada pasal 1 Surat Perjanjian ini.</w:t>
       </w:r>
     </w:p>
     <w:p>
@@ -2747,14 +2620,7 @@
           <w:rFonts w:ascii="Tahoma" w:eastAsia="Tahoma" w:hAnsi="Tahoma"/>
           <w:sz w:val="21"/>
         </w:rPr>
-        <w:t xml:space="preserve">Mengawasi serta melaporkan kepada Kepala Unit atas tingkah laku Petugas </w:t>
-      </w:r>
-      <w:r>
-        <w:rPr>
-          <w:rFonts w:ascii="Tahoma" w:eastAsia="Tahoma" w:hAnsi="Tahoma"/>
-          <w:sz w:val="21"/>
-        </w:rPr>
-        <w:t>dari PIHAK PERTAMA yang kurang baik.</w:t>
+        <w:t>Mengawasi serta melaporkan kepada Kepala Unit atas tingkah laku Petugas dari PIHAK PERTAMA yang kurang baik.</w:t>
       </w:r>
     </w:p>
     <w:p>
@@ -2899,14 +2765,7 @@
           <w:rFonts w:ascii="Tahoma" w:eastAsia="Tahoma" w:hAnsi="Tahoma"/>
           <w:sz w:val="21"/>
         </w:rPr>
-        <w:t>Membuang sampah ke tempatnya dengan menggunakan</w:t>
-      </w:r>
-      <w:r>
-        <w:rPr>
-          <w:rFonts w:ascii="Tahoma" w:eastAsia="Tahoma" w:hAnsi="Tahoma"/>
-          <w:sz w:val="21"/>
-        </w:rPr>
-        <w:t xml:space="preserve"> pembungkus (plastik dan lain-lain) secara rapi, teratur, dan tidak berceceran.</w:t>
+        <w:t>Membuang sampah ke tempatnya dengan menggunakan pembungkus (plastik dan lain-lain) secara rapi, teratur, dan tidak berceceran.</w:t>
       </w:r>
     </w:p>
     <w:p>
@@ -3022,14 +2881,7 @@
           <w:rFonts w:ascii="Tahoma" w:eastAsia="Tahoma" w:hAnsi="Tahoma"/>
           <w:sz w:val="21"/>
         </w:rPr>
-        <w:t xml:space="preserve">Menyewakan atau memindahtangankan tempat tinggal dimaksud </w:t>
-      </w:r>
-      <w:r>
-        <w:rPr>
-          <w:rFonts w:ascii="Tahoma" w:eastAsia="Tahoma" w:hAnsi="Tahoma"/>
-          <w:sz w:val="21"/>
-        </w:rPr>
-        <w:t>kepada pihak lain dengan dalih/alasan apapun.</w:t>
+        <w:t>Menyewakan atau memindahtangankan tempat tinggal dimaksud kepada pihak lain dengan dalih/alasan apapun.</w:t>
       </w:r>
     </w:p>
     <w:p>
@@ -3098,14 +2950,7 @@
           <w:rFonts w:ascii="Tahoma" w:eastAsia="Tahoma" w:hAnsi="Tahoma"/>
           <w:sz w:val="21"/>
         </w:rPr>
-        <w:t xml:space="preserve">Menyimpan/mengizinkan penyimpanan segala macam bahan peledak, </w:t>
-      </w:r>
-      <w:r>
-        <w:rPr>
-          <w:rFonts w:ascii="Tahoma" w:eastAsia="Tahoma" w:hAnsi="Tahoma"/>
-          <w:sz w:val="21"/>
-        </w:rPr>
-        <w:t>segala bahan kimia, atau bahan bakar yang dapat menimbulkan kebakaran dan bahaya lain serta bahan terlarang lainnya.</w:t>
+        <w:t>Menyimpan/mengizinkan penyimpanan segala macam bahan peledak, segala bahan kimia, atau bahan bakar yang dapat menimbulkan kebakaran dan bahaya lain serta bahan terlarang lainnya.</w:t>
       </w:r>
     </w:p>
     <w:p>
@@ -3170,14 +3015,7 @@
           <w:rFonts w:ascii="Tahoma" w:eastAsia="Tahoma" w:hAnsi="Tahoma"/>
           <w:sz w:val="21"/>
         </w:rPr>
-        <w:t xml:space="preserve">Berjudi atau bermain dengan </w:t>
-      </w:r>
-      <w:r>
-        <w:rPr>
-          <w:rFonts w:ascii="Tahoma" w:eastAsia="Tahoma" w:hAnsi="Tahoma"/>
-          <w:sz w:val="21"/>
-        </w:rPr>
-        <w:t>menggunakan taruhan uang/barang.</w:t>
+        <w:t>Berjudi atau bermain dengan menggunakan taruhan uang/barang.</w:t>
       </w:r>
     </w:p>
     <w:p>
@@ -3337,14 +3175,7 @@
           <w:rFonts w:ascii="Tahoma" w:eastAsia="Tahoma" w:hAnsi="Tahoma"/>
           <w:sz w:val="21"/>
         </w:rPr>
-        <w:t>Memelihara hewan peliharaan, kecuali bur</w:t>
-      </w:r>
-      <w:r>
-        <w:rPr>
-          <w:rFonts w:ascii="Tahoma" w:eastAsia="Tahoma" w:hAnsi="Tahoma"/>
-          <w:sz w:val="21"/>
-        </w:rPr>
-        <w:t>ung dalam sangkar, ikan dalam akuarium, dan hanya boleh di sarusun masing-masing.</w:t>
+        <w:t>Memelihara hewan peliharaan, kecuali burung dalam sangkar, ikan dalam akuarium, dan hanya boleh di sarusun masing-masing.</w:t>
       </w:r>
     </w:p>
     <w:p>
@@ -3409,14 +3240,7 @@
           <w:rFonts w:ascii="Tahoma" w:eastAsia="Tahoma" w:hAnsi="Tahoma"/>
           <w:sz w:val="21"/>
         </w:rPr>
-        <w:t xml:space="preserve">Membuang segala </w:t>
-      </w:r>
-      <w:r>
-        <w:rPr>
-          <w:rFonts w:ascii="Tahoma" w:eastAsia="Tahoma" w:hAnsi="Tahoma"/>
-          <w:sz w:val="21"/>
-        </w:rPr>
-        <w:t>sesuatu secara sembarangan terutama dari tingkat atas ke bawah.</w:t>
+        <w:t>Membuang segala sesuatu secara sembarangan terutama dari tingkat atas ke bawah.</w:t>
       </w:r>
     </w:p>
     <w:p>
@@ -3745,14 +3569,7 @@
           <w:rFonts w:ascii="Tahoma" w:eastAsia="Tahoma" w:hAnsi="Tahoma"/>
           <w:sz w:val="21"/>
         </w:rPr>
-        <w:t xml:space="preserve">Menghalangi, menutupi, atau meletakkan barang di ruang umum, tangga, </w:t>
-      </w:r>
-      <w:r>
-        <w:rPr>
-          <w:rFonts w:ascii="Tahoma" w:eastAsia="Tahoma" w:hAnsi="Tahoma"/>
-          <w:sz w:val="21"/>
-        </w:rPr>
-        <w:t>dan tempat fasilitas bersama lainnya.</w:t>
+        <w:t>Menghalangi, menutupi, atau meletakkan barang di ruang umum, tangga, dan tempat fasilitas bersama lainnya.</w:t>
       </w:r>
     </w:p>
     <w:p>
@@ -3816,14 +3633,7 @@
           <w:sz w:val="21"/>
         </w:rPr>
         <w:lastRenderedPageBreak/>
-        <w:t>Menggunakan seluruh atau sebagian rumah susun sederhana sewa untuk keperluan lain selain untuk tempat huni</w:t>
-      </w:r>
-      <w:r>
-        <w:rPr>
-          <w:rFonts w:ascii="Tahoma" w:eastAsia="Tahoma" w:hAnsi="Tahoma"/>
-          <w:sz w:val="21"/>
-        </w:rPr>
-        <w:t>an.</w:t>
+        <w:t>Menggunakan seluruh atau sebagian rumah susun sederhana sewa untuk keperluan lain selain untuk tempat hunian.</w:t>
       </w:r>
     </w:p>
     <w:p>
@@ -3920,14 +3730,7 @@
           <w:rFonts w:ascii="Tahoma" w:eastAsia="Tahoma" w:hAnsi="Tahoma"/>
           <w:sz w:val="21"/>
         </w:rPr>
-        <w:t xml:space="preserve">Dalam kompleks perumahan </w:t>
-      </w:r>
-      <w:r>
-        <w:rPr>
-          <w:rFonts w:ascii="Tahoma" w:eastAsia="Tahoma" w:hAnsi="Tahoma"/>
-          <w:sz w:val="21"/>
-        </w:rPr>
-        <w:t>Rusunawa, penghuni dilarang:</w:t>
+        <w:t>Dalam kompleks perumahan Rusunawa, penghuni dilarang:</w:t>
       </w:r>
     </w:p>
     <w:p>
@@ -4085,14 +3888,7 @@
           <w:rFonts w:ascii="Tahoma" w:eastAsia="Tahoma" w:hAnsi="Tahoma"/>
           <w:sz w:val="21"/>
         </w:rPr>
-        <w:t>Merusak instala</w:t>
-      </w:r>
-      <w:r>
-        <w:rPr>
-          <w:rFonts w:ascii="Tahoma" w:eastAsia="Tahoma" w:hAnsi="Tahoma"/>
-          <w:sz w:val="21"/>
-        </w:rPr>
-        <w:t>si air bersih, listrik, dan lampu taman.</w:t>
+        <w:t>Merusak instalasi air bersih, listrik, dan lampu taman.</w:t>
       </w:r>
     </w:p>
     <w:p>
@@ -4192,14 +3988,7 @@
           <w:rFonts w:ascii="Tahoma" w:eastAsia="Tahoma" w:hAnsi="Tahoma"/>
           <w:sz w:val="21"/>
         </w:rPr>
-        <w:t>Mencorat-coret dan menempel  berbaga</w:t>
-      </w:r>
-      <w:r>
-        <w:rPr>
-          <w:rFonts w:ascii="Tahoma" w:eastAsia="Tahoma" w:hAnsi="Tahoma"/>
-          <w:sz w:val="21"/>
-        </w:rPr>
-        <w:t>i macam iklan tanpa izin.</w:t>
+        <w:t>Mencorat-coret dan menempel  berbagai macam iklan tanpa izin.</w:t>
       </w:r>
     </w:p>
     <w:p>
@@ -4666,14 +4455,7 @@
           <w:rFonts w:ascii="Tahoma" w:eastAsia="Tahoma" w:hAnsi="Tahoma"/>
           <w:sz w:val="21"/>
         </w:rPr>
-        <w:t xml:space="preserve">Jika unit rumah </w:t>
-      </w:r>
-      <w:r>
-        <w:rPr>
-          <w:rFonts w:ascii="Tahoma" w:eastAsia="Tahoma" w:hAnsi="Tahoma"/>
-          <w:sz w:val="21"/>
-        </w:rPr>
-        <w:t>yang disewa atau sebagian darinya hancur atau rusak karena bencana alam, kebakaran, huru-hara, banjir, angin topan, atau sebab lain di luar kemampuan(</w:t>
+        <w:t>Jika unit rumah yang disewa atau sebagian darinya hancur atau rusak karena bencana alam, kebakaran, huru-hara, banjir, angin topan, atau sebab lain di luar kemampuan(</w:t>
       </w:r>
       <w:r>
         <w:rPr>
@@ -4688,14 +4470,7 @@
           <w:rFonts w:ascii="Tahoma" w:eastAsia="Tahoma" w:hAnsi="Tahoma"/>
           <w:sz w:val="21"/>
         </w:rPr>
-        <w:t>), maka perjanjian ini menjadi batal dengan sendirinya dan uang sewa yang telah dibayarkan PI</w:t>
-      </w:r>
-      <w:r>
-        <w:rPr>
-          <w:rFonts w:ascii="Tahoma" w:eastAsia="Tahoma" w:hAnsi="Tahoma"/>
-          <w:sz w:val="21"/>
-        </w:rPr>
-        <w:t>HAK KEDUA kepada PIHAK PERTAMA tidak dapat dikembalikan dan PIHAK KEDUA tidak mengadakan tuntutan dalam bentuk apapun terhadap PIHAK PERTAMA.</w:t>
+        <w:t>), maka perjanjian ini menjadi batal dengan sendirinya dan uang sewa yang telah dibayarkan PIHAK KEDUA kepada PIHAK PERTAMA tidak dapat dikembalikan dan PIHAK KEDUA tidak mengadakan tuntutan dalam bentuk apapun terhadap PIHAK PERTAMA.</w:t>
       </w:r>
     </w:p>
     <w:p>
@@ -4790,14 +4565,7 @@
           <w:rFonts w:ascii="Tahoma" w:eastAsia="Tahoma" w:hAnsi="Tahoma"/>
           <w:sz w:val="21"/>
         </w:rPr>
-        <w:t xml:space="preserve">PIHAK KEDUA setuju apabila PIHAK KEDUA melanggar Pasal 4 dan 6, maka seketika </w:t>
-      </w:r>
-      <w:r>
-        <w:rPr>
-          <w:rFonts w:ascii="Tahoma" w:eastAsia="Tahoma" w:hAnsi="Tahoma"/>
-          <w:sz w:val="21"/>
-        </w:rPr>
-        <w:t>Perjanjian  Sewa Menyewa ini menjadi batal dan PIHAK KEDUA bersedia memberi penggantian kerugian kepada PIHAK PERTAMA sebesar jaminan sewa.</w:t>
+        <w:t>PIHAK KEDUA setuju apabila PIHAK KEDUA melanggar Pasal 4 dan 6, maka seketika Perjanjian  Sewa Menyewa ini menjadi batal dan PIHAK KEDUA bersedia memberi penggantian kerugian kepada PIHAK PERTAMA sebesar jaminan sewa.</w:t>
       </w:r>
     </w:p>
     <w:p>
@@ -4832,14 +4600,7 @@
           <w:rFonts w:ascii="Tahoma" w:eastAsia="Tahoma" w:hAnsi="Tahoma"/>
           <w:sz w:val="21"/>
         </w:rPr>
-        <w:t>Keterlambatan pembayaran Sewa Rusunawa pada bulan berikutnya akan dikenakan denda sebesar 1 (satu) % dari tagihan b</w:t>
-      </w:r>
-      <w:r>
-        <w:rPr>
-          <w:rFonts w:ascii="Tahoma" w:eastAsia="Tahoma" w:hAnsi="Tahoma"/>
-          <w:sz w:val="21"/>
-        </w:rPr>
-        <w:t>ulan sebelumnya dan keterlambatan Air PDAM dan Retribusi Sampah  s.d. tanggal 25 perbulannya berikutnya akan dikenakan sanksi pemutusan listrik PLN dan air bersih bilamana Pihak KEDUA tidak bisa memenuhi kewajibannya.</w:t>
+        <w:t>Keterlambatan pembayaran Sewa Rusunawa pada bulan berikutnya akan dikenakan denda sebesar 1 (satu) % dari tagihan bulan sebelumnya dan keterlambatan Air PDAM dan Retribusi Sampah  s.d. tanggal 25 perbulannya berikutnya akan dikenakan sanksi pemutusan listrik PLN dan air bersih bilamana Pihak KEDUA tidak bisa memenuhi kewajibannya.</w:t>
       </w:r>
     </w:p>
     <w:p>
@@ -4864,21 +4625,7 @@
           <w:rFonts w:ascii="Tahoma" w:eastAsia="Tahoma" w:hAnsi="Tahoma"/>
           <w:sz w:val="21"/>
         </w:rPr>
-        <w:t>Jika dalam jangka waktu 1 (satu) bulan</w:t>
-      </w:r>
-      <w:r>
-        <w:rPr>
-          <w:rFonts w:ascii="Tahoma" w:eastAsia="Tahoma" w:hAnsi="Tahoma"/>
-          <w:sz w:val="21"/>
-        </w:rPr>
-        <w:t xml:space="preserve"> sejak penandatanganan Surat Perjanjian ini, PIHAK KEDUA tidak atau belum menempati rumah yang disewa, maka PIHAK PERTAMA secara sepihak dapat membatalkan Surat Perjanjian Sewa Menyewa ini dan uang sewa beserta jaminan sewa yang telah disetorkan dan diteri</w:t>
-      </w:r>
-      <w:r>
-        <w:rPr>
-          <w:rFonts w:ascii="Tahoma" w:eastAsia="Tahoma" w:hAnsi="Tahoma"/>
-          <w:sz w:val="21"/>
-        </w:rPr>
-        <w:t>ma PIHAK PERTAMA akan dikembalikan kepada PIHAK KEDUA setelah dipotong biaya administrasi yang timbul dan merupakan kewajiban PIHAK KEDUA seperti listrik, air bersih, dan sewa rumah.</w:t>
+        <w:t>Jika dalam jangka waktu 1 (satu) bulan sejak penandatanganan Surat Perjanjian ini, PIHAK KEDUA tidak atau belum menempati rumah yang disewa, maka PIHAK PERTAMA secara sepihak dapat membatalkan Surat Perjanjian Sewa Menyewa ini dan uang sewa beserta jaminan sewa yang telah disetorkan dan diterima PIHAK PERTAMA akan dikembalikan kepada PIHAK KEDUA setelah dipotong biaya administrasi yang timbul dan merupakan kewajiban PIHAK KEDUA seperti listrik, air bersih, dan sewa rumah.</w:t>
       </w:r>
     </w:p>
     <w:p>
@@ -4913,14 +4660,7 @@
           <w:rFonts w:ascii="Tahoma" w:eastAsia="Tahoma" w:hAnsi="Tahoma"/>
           <w:sz w:val="21"/>
         </w:rPr>
-        <w:t>Apabila PIHAK KEDUA mengundurkan diri, maka jaminan sewa dikembalikan se</w:t>
-      </w:r>
-      <w:r>
-        <w:rPr>
-          <w:rFonts w:ascii="Tahoma" w:eastAsia="Tahoma" w:hAnsi="Tahoma"/>
-          <w:sz w:val="21"/>
-        </w:rPr>
-        <w:t>telah dipotong biaya-biaya yang menjadi kewajiban PIHAK KEDUA.</w:t>
+        <w:t>Apabila PIHAK KEDUA mengundurkan diri, maka jaminan sewa dikembalikan setelah dipotong biaya-biaya yang menjadi kewajiban PIHAK KEDUA.</w:t>
       </w:r>
     </w:p>
     <w:p>
@@ -4954,14 +4694,7 @@
           <w:rFonts w:ascii="Tahoma" w:eastAsia="Tahoma" w:hAnsi="Tahoma"/>
           <w:sz w:val="21"/>
         </w:rPr>
-        <w:t>PIHAK KEDUA harus segera meninggalkan satuan Rusunawa dengan seluruh barang -barang miliknya dalam waktu 7 (tujuh) hari setelah pemutusan sewa serta menyerahkan kunci dan perlengkapan rumah ke</w:t>
-      </w:r>
-      <w:r>
-        <w:rPr>
-          <w:rFonts w:ascii="Tahoma" w:eastAsia="Tahoma" w:hAnsi="Tahoma"/>
-          <w:sz w:val="21"/>
-        </w:rPr>
-        <w:t>pada PIHAK PERTAMA.</w:t>
+        <w:t>PIHAK KEDUA harus segera meninggalkan satuan Rusunawa dengan seluruh barang -barang miliknya dalam waktu 7 (tujuh) hari setelah pemutusan sewa serta menyerahkan kunci dan perlengkapan rumah kepada PIHAK PERTAMA.</w:t>
       </w:r>
     </w:p>
     <w:p>
@@ -5032,14 +4765,7 @@
           <w:sz w:val="21"/>
         </w:rPr>
         <w:lastRenderedPageBreak/>
-        <w:t xml:space="preserve">Apabila ada barang-barang yang tertinggal/tidak diangkat dalam batas waktu </w:t>
-      </w:r>
-      <w:r>
-        <w:rPr>
-          <w:rFonts w:ascii="Tahoma" w:eastAsia="Tahoma" w:hAnsi="Tahoma"/>
-          <w:sz w:val="21"/>
-        </w:rPr>
-        <w:t>tersebut, maka kehilangan/kerusakan yang terjadi tidak menjadi tanggung jawab PIHAK PERTAMA.</w:t>
+        <w:t>Apabila ada barang-barang yang tertinggal/tidak diangkat dalam batas waktu tersebut, maka kehilangan/kerusakan yang terjadi tidak menjadi tanggung jawab PIHAK PERTAMA.</w:t>
       </w:r>
     </w:p>
     <w:p>
@@ -5074,14 +4800,7 @@
           <w:rFonts w:ascii="Tahoma" w:eastAsia="Tahoma" w:hAnsi="Tahoma"/>
           <w:sz w:val="21"/>
         </w:rPr>
-        <w:t>Apabila PIHAK KEDUA melanggar pasal 4, maka Perjanjian Sewa Menyewa ini menjadi batal dan semua kerugian yang timbul akibat pembatalan sewa menyewa ini menjadi be</w:t>
-      </w:r>
-      <w:r>
-        <w:rPr>
-          <w:rFonts w:ascii="Tahoma" w:eastAsia="Tahoma" w:hAnsi="Tahoma"/>
-          <w:sz w:val="21"/>
-        </w:rPr>
-        <w:t>ban dan tanggung jawab PIHAK KEDUA.</w:t>
+        <w:t>Apabila PIHAK KEDUA melanggar pasal 4, maka Perjanjian Sewa Menyewa ini menjadi batal dan semua kerugian yang timbul akibat pembatalan sewa menyewa ini menjadi beban dan tanggung jawab PIHAK KEDUA.</w:t>
       </w:r>
     </w:p>
     <w:p>
@@ -5206,14 +4925,7 @@
           <w:rFonts w:ascii="Tahoma" w:eastAsia="Tahoma" w:hAnsi="Tahoma"/>
           <w:sz w:val="21"/>
         </w:rPr>
-        <w:t xml:space="preserve">PIHAK PERTAMA tidak bertanggung jawab atas kerugian badan atau benda barang milik PIHAK KEDUA yang berada dalam halaman atau di dalam unit hunian Rusunawa milik PIHAK PERTAMA yang diakibatkan oleh kejadian-kejadian </w:t>
-      </w:r>
-      <w:r>
-        <w:rPr>
-          <w:rFonts w:ascii="Tahoma" w:eastAsia="Tahoma" w:hAnsi="Tahoma"/>
-          <w:sz w:val="21"/>
-        </w:rPr>
-        <w:t>perampokan, pencurian, dan sejenisnya.</w:t>
+        <w:t>PIHAK PERTAMA tidak bertanggung jawab atas kerugian badan atau benda barang milik PIHAK KEDUA yang berada dalam halaman atau di dalam unit hunian Rusunawa milik PIHAK PERTAMA yang diakibatkan oleh kejadian-kejadian perampokan, pencurian, dan sejenisnya.</w:t>
       </w:r>
     </w:p>
     <w:p>
@@ -5246,14 +4958,7 @@
           <w:rFonts w:ascii="Tahoma" w:eastAsia="Tahoma" w:hAnsi="Tahoma"/>
           <w:sz w:val="21"/>
         </w:rPr>
-        <w:t>PIHAK KEDUA dianjurkan untuk mengasuransikan semua benda atas barang milik PIHAK KEDUA yang berada dalam unit hunian Rusunawa yang disewakan, karena PIHAK PERTAMA tidak bertanggung jawab sama sekali atas segala kerus</w:t>
-      </w:r>
-      <w:r>
-        <w:rPr>
-          <w:rFonts w:ascii="Tahoma" w:eastAsia="Tahoma" w:hAnsi="Tahoma"/>
-          <w:sz w:val="21"/>
-        </w:rPr>
-        <w:t>akan dan atau kehilangan barang PIHAK KEDUA yang berada dalam Rusunawa yang disewakan.</w:t>
+        <w:t>PIHAK KEDUA dianjurkan untuk mengasuransikan semua benda atas barang milik PIHAK KEDUA yang berada dalam unit hunian Rusunawa yang disewakan, karena PIHAK PERTAMA tidak bertanggung jawab sama sekali atas segala kerusakan dan atau kehilangan barang PIHAK KEDUA yang berada dalam Rusunawa yang disewakan.</w:t>
       </w:r>
     </w:p>
     <w:p>
@@ -5429,14 +5134,7 @@
           <w:rFonts w:ascii="Tahoma" w:eastAsia="Tahoma" w:hAnsi="Tahoma"/>
           <w:sz w:val="21"/>
         </w:rPr>
-        <w:t>Semua perselisihan/persengketaan yang mungkin timbul di antara kedua belah pihak atau yang timbul dari Perjanjian Sewa Menyewa ini baik dalam pelaksanaannya maupun yang mengenai penafsiran dari ketentuan-ketentuan dalam perjanjian ini akan diselesaikan se</w:t>
-      </w:r>
-      <w:r>
-        <w:rPr>
-          <w:rFonts w:ascii="Tahoma" w:eastAsia="Tahoma" w:hAnsi="Tahoma"/>
-          <w:sz w:val="21"/>
-        </w:rPr>
-        <w:t>cara musyawarah.</w:t>
+        <w:t>Semua perselisihan/persengketaan yang mungkin timbul di antara kedua belah pihak atau yang timbul dari Perjanjian Sewa Menyewa ini baik dalam pelaksanaannya maupun yang mengenai penafsiran dari ketentuan-ketentuan dalam perjanjian ini akan diselesaikan secara musyawarah.</w:t>
       </w:r>
     </w:p>
     <w:p>
@@ -5633,14 +5331,7 @@
           <w:rFonts w:ascii="Tahoma" w:eastAsia="Tahoma" w:hAnsi="Tahoma"/>
           <w:sz w:val="21"/>
         </w:rPr>
-        <w:t xml:space="preserve">Hal-hal yang belum/tidak cukup </w:t>
-      </w:r>
-      <w:r>
-        <w:rPr>
-          <w:rFonts w:ascii="Tahoma" w:eastAsia="Tahoma" w:hAnsi="Tahoma"/>
-          <w:sz w:val="21"/>
-        </w:rPr>
-        <w:t>diatur dalam Surat Perjanjian ini dan ternyata dalam pelaksanaannya perlu untuk diatur, akan diselesaikan secara musyawarah untuk mufakat oleh kedua belah pihak.</w:t>
+        <w:t>Hal-hal yang belum/tidak cukup diatur dalam Surat Perjanjian ini dan ternyata dalam pelaksanaannya perlu untuk diatur, akan diselesaikan secara musyawarah untuk mufakat oleh kedua belah pihak.</w:t>
       </w:r>
     </w:p>
     <w:p>
@@ -5674,14 +5365,7 @@
           <w:rFonts w:ascii="Tahoma" w:eastAsia="Tahoma" w:hAnsi="Tahoma"/>
           <w:sz w:val="21"/>
         </w:rPr>
-        <w:t xml:space="preserve">Demikian Surat Perjanjian ini ditanda tangani oleh kedua belah pihak pada hari dan </w:t>
-      </w:r>
-      <w:r>
-        <w:rPr>
-          <w:rFonts w:ascii="Tahoma" w:eastAsia="Tahoma" w:hAnsi="Tahoma"/>
-          <w:sz w:val="21"/>
-        </w:rPr>
-        <w:t>tanggal tersebut di muka dalam keadaan sehat jasmani dan rohani, tanpa ada paksaan dari pihak m anapun, dibuat rangkap 2 (dua) bermeterai cukup dan masing-masing mempunyai kekuatan hukum yang sama untuk masing-masing pihak.</w:t>
+        <w:t>Demikian Surat Perjanjian ini ditanda tangani oleh kedua belah pihak pada hari dan tanggal tersebut di muka dalam keadaan sehat jasmani dan rohani, tanpa ada paksaan dari pihak m anapun, dibuat rangkap 2 (dua) bermeterai cukup dan masing-masing mempunyai kekuatan hukum yang sama untuk masing-masing pihak.</w:t>
       </w:r>
     </w:p>
     <w:p>
@@ -5716,6 +5400,662 @@
         </w:rPr>
       </w:pPr>
     </w:p>
+    <w:tbl>
+      <w:tblPr>
+        <w:tblStyle w:val="TableGrid"/>
+        <w:tblW w:w="9233" w:type="dxa"/>
+        <w:tblInd w:w="426" w:type="dxa"/>
+        <w:tblBorders>
+          <w:top w:val="none" w:sz="0" w:space="0" w:color="auto"/>
+          <w:left w:val="none" w:sz="0" w:space="0" w:color="auto"/>
+          <w:bottom w:val="none" w:sz="0" w:space="0" w:color="auto"/>
+          <w:right w:val="none" w:sz="0" w:space="0" w:color="auto"/>
+          <w:insideH w:val="none" w:sz="0" w:space="0" w:color="auto"/>
+          <w:insideV w:val="none" w:sz="0" w:space="0" w:color="auto"/>
+        </w:tblBorders>
+        <w:tblLook w:val="04A0" w:firstRow="1" w:lastRow="0" w:firstColumn="1" w:lastColumn="0" w:noHBand="0" w:noVBand="1"/>
+      </w:tblPr>
+      <w:tblGrid>
+        <w:gridCol w:w="2659"/>
+        <w:gridCol w:w="2952"/>
+        <w:gridCol w:w="3622"/>
+      </w:tblGrid>
+      <w:tr>
+        <w:tc>
+          <w:tcPr>
+            <w:tcW w:w="2659" w:type="dxa"/>
+          </w:tcPr>
+          <w:p>
+            <w:pPr>
+              <w:tabs>
+                <w:tab w:val="left" w:pos="6580"/>
+              </w:tabs>
+              <w:spacing w:line="0" w:lineRule="atLeast"/>
+              <w:jc w:val="center"/>
+              <w:rPr>
+                <w:rFonts w:ascii="Tahoma" w:eastAsia="Tahoma" w:hAnsi="Tahoma" w:cs="Tahoma"/>
+                <w:sz w:val="21"/>
+                <w:lang w:val="en-US"/>
+              </w:rPr>
+            </w:pPr>
+            <w:r>
+              <w:rPr>
+                <w:rFonts w:ascii="Tahoma" w:eastAsia="Tahoma" w:hAnsi="Tahoma" w:cs="Tahoma"/>
+                <w:sz w:val="21"/>
+                <w:lang w:val="en-US"/>
+              </w:rPr>
+              <w:lastRenderedPageBreak/>
+              <w:t>PIHAK KEDUA</w:t>
+            </w:r>
+          </w:p>
+        </w:tc>
+        <w:tc>
+          <w:tcPr>
+            <w:tcW w:w="2952" w:type="dxa"/>
+          </w:tcPr>
+          <w:p>
+            <w:pPr>
+              <w:tabs>
+                <w:tab w:val="left" w:pos="6580"/>
+              </w:tabs>
+              <w:spacing w:line="0" w:lineRule="atLeast"/>
+              <w:jc w:val="center"/>
+              <w:rPr>
+                <w:rFonts w:ascii="Tahoma" w:eastAsia="Tahoma" w:hAnsi="Tahoma" w:cs="Tahoma"/>
+                <w:sz w:val="21"/>
+                <w:lang w:val="en-US"/>
+              </w:rPr>
+            </w:pPr>
+          </w:p>
+        </w:tc>
+        <w:tc>
+          <w:tcPr>
+            <w:tcW w:w="3622" w:type="dxa"/>
+          </w:tcPr>
+          <w:p>
+            <w:pPr>
+              <w:tabs>
+                <w:tab w:val="left" w:pos="6580"/>
+              </w:tabs>
+              <w:spacing w:line="0" w:lineRule="atLeast"/>
+              <w:jc w:val="center"/>
+              <w:rPr>
+                <w:rFonts w:ascii="Tahoma" w:eastAsia="Tahoma" w:hAnsi="Tahoma" w:cs="Tahoma"/>
+                <w:sz w:val="21"/>
+                <w:lang w:val="en-US"/>
+              </w:rPr>
+            </w:pPr>
+            <w:r>
+              <w:rPr>
+                <w:rFonts w:ascii="Tahoma" w:eastAsia="Tahoma" w:hAnsi="Tahoma" w:cs="Tahoma"/>
+                <w:sz w:val="21"/>
+                <w:lang w:val="en-US"/>
+              </w:rPr>
+              <w:t>PIHAK PERTAMA,</w:t>
+            </w:r>
+          </w:p>
+        </w:tc>
+      </w:tr>
+      <w:tr>
+        <w:tc>
+          <w:tcPr>
+            <w:tcW w:w="2659" w:type="dxa"/>
+          </w:tcPr>
+          <w:p>
+            <w:pPr>
+              <w:tabs>
+                <w:tab w:val="left" w:pos="6580"/>
+              </w:tabs>
+              <w:spacing w:line="0" w:lineRule="atLeast"/>
+              <w:jc w:val="center"/>
+              <w:rPr>
+                <w:rFonts w:ascii="Tahoma" w:eastAsia="Tahoma" w:hAnsi="Tahoma" w:cs="Tahoma"/>
+                <w:sz w:val="21"/>
+                <w:lang w:val="en-US"/>
+              </w:rPr>
+            </w:pPr>
+          </w:p>
+        </w:tc>
+        <w:tc>
+          <w:tcPr>
+            <w:tcW w:w="2952" w:type="dxa"/>
+          </w:tcPr>
+          <w:p>
+            <w:pPr>
+              <w:tabs>
+                <w:tab w:val="left" w:pos="6580"/>
+              </w:tabs>
+              <w:spacing w:line="0" w:lineRule="atLeast"/>
+              <w:jc w:val="center"/>
+              <w:rPr>
+                <w:rFonts w:ascii="Tahoma" w:eastAsia="Tahoma" w:hAnsi="Tahoma" w:cs="Tahoma"/>
+                <w:sz w:val="21"/>
+                <w:lang w:val="en-US"/>
+              </w:rPr>
+            </w:pPr>
+          </w:p>
+        </w:tc>
+        <w:tc>
+          <w:tcPr>
+            <w:tcW w:w="3622" w:type="dxa"/>
+          </w:tcPr>
+          <w:p>
+            <w:pPr>
+              <w:tabs>
+                <w:tab w:val="left" w:pos="6580"/>
+              </w:tabs>
+              <w:spacing w:line="0" w:lineRule="atLeast"/>
+              <w:jc w:val="center"/>
+              <w:rPr>
+                <w:rFonts w:ascii="Tahoma" w:eastAsia="Tahoma" w:hAnsi="Tahoma" w:cs="Tahoma"/>
+                <w:sz w:val="21"/>
+                <w:lang w:val="en-US"/>
+              </w:rPr>
+            </w:pPr>
+            <w:r>
+              <w:rPr>
+                <w:rFonts w:ascii="Tahoma" w:eastAsia="Tahoma" w:hAnsi="Tahoma" w:cs="Tahoma"/>
+                <w:sz w:val="21"/>
+                <w:lang w:val="en-US"/>
+              </w:rPr>
+              <w:t>KEPALA UNIT PELAKSANA DAERAH RUMAH SUSUN</w:t>
+            </w:r>
+          </w:p>
+        </w:tc>
+      </w:tr>
+      <w:tr>
+        <w:tc>
+          <w:tcPr>
+            <w:tcW w:w="2659" w:type="dxa"/>
+          </w:tcPr>
+          <w:p>
+            <w:pPr>
+              <w:tabs>
+                <w:tab w:val="left" w:pos="6580"/>
+              </w:tabs>
+              <w:spacing w:line="0" w:lineRule="atLeast"/>
+              <w:jc w:val="center"/>
+              <w:rPr>
+                <w:rFonts w:ascii="Tahoma" w:eastAsia="Tahoma" w:hAnsi="Tahoma" w:cs="Tahoma"/>
+                <w:sz w:val="21"/>
+                <w:lang w:val="en-US"/>
+              </w:rPr>
+            </w:pPr>
+          </w:p>
+          <w:p>
+            <w:pPr>
+              <w:tabs>
+                <w:tab w:val="left" w:pos="6580"/>
+              </w:tabs>
+              <w:spacing w:line="0" w:lineRule="atLeast"/>
+              <w:jc w:val="center"/>
+              <w:rPr>
+                <w:rFonts w:ascii="Tahoma" w:eastAsia="Tahoma" w:hAnsi="Tahoma" w:cs="Tahoma"/>
+                <w:sz w:val="21"/>
+                <w:lang w:val="en-US"/>
+              </w:rPr>
+            </w:pPr>
+          </w:p>
+          <w:p>
+            <w:pPr>
+              <w:tabs>
+                <w:tab w:val="left" w:pos="6580"/>
+              </w:tabs>
+              <w:spacing w:line="0" w:lineRule="atLeast"/>
+              <w:jc w:val="center"/>
+              <w:rPr>
+                <w:rFonts w:ascii="Tahoma" w:eastAsia="Tahoma" w:hAnsi="Tahoma" w:cs="Tahoma"/>
+                <w:sz w:val="21"/>
+                <w:lang w:val="en-US"/>
+              </w:rPr>
+            </w:pPr>
+          </w:p>
+          <w:p>
+            <w:pPr>
+              <w:tabs>
+                <w:tab w:val="left" w:pos="6580"/>
+              </w:tabs>
+              <w:spacing w:line="0" w:lineRule="atLeast"/>
+              <w:jc w:val="center"/>
+              <w:rPr>
+                <w:rFonts w:ascii="Tahoma" w:eastAsia="Tahoma" w:hAnsi="Tahoma" w:cs="Tahoma"/>
+                <w:sz w:val="21"/>
+                <w:lang w:val="en-US"/>
+              </w:rPr>
+            </w:pPr>
+          </w:p>
+          <w:p>
+            <w:pPr>
+              <w:tabs>
+                <w:tab w:val="left" w:pos="6580"/>
+              </w:tabs>
+              <w:spacing w:line="0" w:lineRule="atLeast"/>
+              <w:jc w:val="center"/>
+              <w:rPr>
+                <w:rFonts w:ascii="Tahoma" w:eastAsia="Tahoma" w:hAnsi="Tahoma" w:cs="Tahoma"/>
+                <w:color w:val="FFFFFF" w:themeColor="background1"/>
+                <w:sz w:val="21"/>
+                <w:lang w:val="en-US"/>
+              </w:rPr>
+            </w:pPr>
+            <w:r>
+              <w:rPr>
+                <w:rFonts w:ascii="Tahoma" w:eastAsia="Tahoma" w:hAnsi="Tahoma" w:cs="Tahoma"/>
+                <w:color w:val="FFFFFF" w:themeColor="background1"/>
+                <w:sz w:val="21"/>
+                <w:lang w:val="en-US"/>
+              </w:rPr>
+              <w:t>${ttd_penghuni}</w:t>
+            </w:r>
+          </w:p>
+          <w:p>
+            <w:pPr>
+              <w:tabs>
+                <w:tab w:val="left" w:pos="6580"/>
+              </w:tabs>
+              <w:spacing w:line="0" w:lineRule="atLeast"/>
+              <w:jc w:val="center"/>
+              <w:rPr>
+                <w:rFonts w:ascii="Tahoma" w:eastAsia="Tahoma" w:hAnsi="Tahoma" w:cs="Tahoma"/>
+                <w:sz w:val="21"/>
+                <w:lang w:val="en-US"/>
+              </w:rPr>
+            </w:pPr>
+          </w:p>
+          <w:p>
+            <w:pPr>
+              <w:tabs>
+                <w:tab w:val="left" w:pos="6580"/>
+              </w:tabs>
+              <w:spacing w:line="0" w:lineRule="atLeast"/>
+              <w:jc w:val="center"/>
+              <w:rPr>
+                <w:rFonts w:ascii="Tahoma" w:eastAsia="Tahoma" w:hAnsi="Tahoma" w:cs="Tahoma"/>
+                <w:sz w:val="21"/>
+                <w:lang w:val="en-US"/>
+              </w:rPr>
+            </w:pPr>
+          </w:p>
+          <w:p>
+            <w:pPr>
+              <w:tabs>
+                <w:tab w:val="left" w:pos="6580"/>
+              </w:tabs>
+              <w:spacing w:line="0" w:lineRule="atLeast"/>
+              <w:jc w:val="center"/>
+              <w:rPr>
+                <w:rFonts w:ascii="Tahoma" w:eastAsia="Tahoma" w:hAnsi="Tahoma" w:cs="Tahoma"/>
+                <w:sz w:val="21"/>
+                <w:lang w:val="en-US"/>
+              </w:rPr>
+            </w:pPr>
+          </w:p>
+          <w:p>
+            <w:pPr>
+              <w:tabs>
+                <w:tab w:val="left" w:pos="6580"/>
+              </w:tabs>
+              <w:spacing w:line="0" w:lineRule="atLeast"/>
+              <w:jc w:val="center"/>
+              <w:rPr>
+                <w:rFonts w:ascii="Tahoma" w:eastAsia="Tahoma" w:hAnsi="Tahoma" w:cs="Tahoma"/>
+                <w:sz w:val="21"/>
+                <w:lang w:val="en-US"/>
+              </w:rPr>
+            </w:pPr>
+          </w:p>
+          <w:p>
+            <w:pPr>
+              <w:tabs>
+                <w:tab w:val="left" w:pos="6580"/>
+              </w:tabs>
+              <w:spacing w:line="0" w:lineRule="atLeast"/>
+              <w:jc w:val="center"/>
+              <w:rPr>
+                <w:rFonts w:ascii="Tahoma" w:eastAsia="Tahoma" w:hAnsi="Tahoma" w:cs="Tahoma"/>
+                <w:sz w:val="21"/>
+                <w:lang w:val="en-US"/>
+              </w:rPr>
+            </w:pPr>
+          </w:p>
+        </w:tc>
+        <w:tc>
+          <w:tcPr>
+            <w:tcW w:w="2952" w:type="dxa"/>
+          </w:tcPr>
+          <w:p>
+            <w:pPr>
+              <w:tabs>
+                <w:tab w:val="left" w:pos="6580"/>
+              </w:tabs>
+              <w:spacing w:line="0" w:lineRule="atLeast"/>
+              <w:jc w:val="center"/>
+              <w:rPr>
+                <w:rFonts w:ascii="Tahoma" w:eastAsia="Tahoma" w:hAnsi="Tahoma" w:cs="Tahoma"/>
+                <w:sz w:val="21"/>
+                <w:lang w:val="en-US"/>
+              </w:rPr>
+            </w:pPr>
+          </w:p>
+        </w:tc>
+        <w:tc>
+          <w:tcPr>
+            <w:tcW w:w="3622" w:type="dxa"/>
+          </w:tcPr>
+          <w:p>
+            <w:pPr>
+              <w:tabs>
+                <w:tab w:val="left" w:pos="6580"/>
+              </w:tabs>
+              <w:spacing w:line="0" w:lineRule="atLeast"/>
+              <w:jc w:val="center"/>
+              <w:rPr>
+                <w:rFonts w:ascii="Tahoma" w:eastAsia="Tahoma" w:hAnsi="Tahoma" w:cs="Tahoma"/>
+                <w:sz w:val="21"/>
+                <w:lang w:val="en-US"/>
+              </w:rPr>
+            </w:pPr>
+          </w:p>
+          <w:p>
+            <w:pPr>
+              <w:tabs>
+                <w:tab w:val="left" w:pos="6580"/>
+              </w:tabs>
+              <w:spacing w:line="0" w:lineRule="atLeast"/>
+              <w:jc w:val="center"/>
+              <w:rPr>
+                <w:rFonts w:ascii="Tahoma" w:eastAsia="Tahoma" w:hAnsi="Tahoma" w:cs="Tahoma"/>
+                <w:sz w:val="21"/>
+                <w:lang w:val="en-US"/>
+              </w:rPr>
+            </w:pPr>
+          </w:p>
+          <w:p>
+            <w:pPr>
+              <w:tabs>
+                <w:tab w:val="left" w:pos="6580"/>
+              </w:tabs>
+              <w:spacing w:line="0" w:lineRule="atLeast"/>
+              <w:jc w:val="center"/>
+              <w:rPr>
+                <w:rFonts w:ascii="Tahoma" w:eastAsia="Tahoma" w:hAnsi="Tahoma" w:cs="Tahoma"/>
+                <w:sz w:val="21"/>
+                <w:lang w:val="en-US"/>
+              </w:rPr>
+            </w:pPr>
+          </w:p>
+          <w:p>
+            <w:pPr>
+              <w:tabs>
+                <w:tab w:val="left" w:pos="6580"/>
+              </w:tabs>
+              <w:spacing w:line="0" w:lineRule="atLeast"/>
+              <w:jc w:val="center"/>
+              <w:rPr>
+                <w:rFonts w:ascii="Tahoma" w:eastAsia="Tahoma" w:hAnsi="Tahoma" w:cs="Tahoma"/>
+                <w:sz w:val="21"/>
+                <w:lang w:val="en-US"/>
+              </w:rPr>
+            </w:pPr>
+          </w:p>
+          <w:p>
+            <w:pPr>
+              <w:tabs>
+                <w:tab w:val="left" w:pos="6580"/>
+              </w:tabs>
+              <w:spacing w:line="0" w:lineRule="atLeast"/>
+              <w:jc w:val="center"/>
+              <w:rPr>
+                <w:rFonts w:ascii="Tahoma" w:eastAsia="Tahoma" w:hAnsi="Tahoma" w:cs="Tahoma"/>
+                <w:sz w:val="21"/>
+                <w:lang w:val="en-US"/>
+              </w:rPr>
+            </w:pPr>
+            <w:r>
+              <w:rPr>
+                <w:rFonts w:ascii="Tahoma" w:eastAsia="Tahoma" w:hAnsi="Tahoma" w:cs="Tahoma"/>
+                <w:sz w:val="21"/>
+                <w:lang w:val="en-US"/>
+              </w:rPr>
+              <w:t>${ttd_pihak1}</w:t>
+            </w:r>
+          </w:p>
+          <w:p>
+            <w:pPr>
+              <w:tabs>
+                <w:tab w:val="left" w:pos="6580"/>
+              </w:tabs>
+              <w:spacing w:line="0" w:lineRule="atLeast"/>
+              <w:jc w:val="center"/>
+              <w:rPr>
+                <w:rFonts w:ascii="Tahoma" w:eastAsia="Tahoma" w:hAnsi="Tahoma" w:cs="Tahoma"/>
+                <w:sz w:val="21"/>
+                <w:lang w:val="en-US"/>
+              </w:rPr>
+            </w:pPr>
+          </w:p>
+          <w:p>
+            <w:pPr>
+              <w:tabs>
+                <w:tab w:val="left" w:pos="6580"/>
+              </w:tabs>
+              <w:spacing w:line="0" w:lineRule="atLeast"/>
+              <w:jc w:val="center"/>
+              <w:rPr>
+                <w:rFonts w:ascii="Tahoma" w:eastAsia="Tahoma" w:hAnsi="Tahoma" w:cs="Tahoma"/>
+                <w:sz w:val="21"/>
+                <w:lang w:val="en-US"/>
+              </w:rPr>
+            </w:pPr>
+          </w:p>
+          <w:p>
+            <w:pPr>
+              <w:tabs>
+                <w:tab w:val="left" w:pos="6580"/>
+              </w:tabs>
+              <w:spacing w:line="0" w:lineRule="atLeast"/>
+              <w:jc w:val="center"/>
+              <w:rPr>
+                <w:rFonts w:ascii="Tahoma" w:eastAsia="Tahoma" w:hAnsi="Tahoma" w:cs="Tahoma"/>
+                <w:sz w:val="21"/>
+                <w:lang w:val="en-US"/>
+              </w:rPr>
+            </w:pPr>
+          </w:p>
+          <w:p>
+            <w:pPr>
+              <w:tabs>
+                <w:tab w:val="left" w:pos="6580"/>
+              </w:tabs>
+              <w:spacing w:line="0" w:lineRule="atLeast"/>
+              <w:jc w:val="center"/>
+              <w:rPr>
+                <w:rFonts w:ascii="Tahoma" w:eastAsia="Tahoma" w:hAnsi="Tahoma" w:cs="Tahoma"/>
+                <w:sz w:val="21"/>
+                <w:lang w:val="en-US"/>
+              </w:rPr>
+            </w:pPr>
+          </w:p>
+          <w:p>
+            <w:pPr>
+              <w:tabs>
+                <w:tab w:val="left" w:pos="6580"/>
+              </w:tabs>
+              <w:spacing w:line="0" w:lineRule="atLeast"/>
+              <w:jc w:val="center"/>
+              <w:rPr>
+                <w:rFonts w:ascii="Tahoma" w:eastAsia="Tahoma" w:hAnsi="Tahoma" w:cs="Tahoma"/>
+                <w:sz w:val="21"/>
+                <w:lang w:val="en-US"/>
+              </w:rPr>
+            </w:pPr>
+          </w:p>
+        </w:tc>
+      </w:tr>
+      <w:tr>
+        <w:tc>
+          <w:tcPr>
+            <w:tcW w:w="2659" w:type="dxa"/>
+          </w:tcPr>
+          <w:p>
+            <w:pPr>
+              <w:tabs>
+                <w:tab w:val="left" w:pos="6237"/>
+              </w:tabs>
+              <w:spacing w:line="0" w:lineRule="atLeast"/>
+              <w:ind w:left="142"/>
+              <w:jc w:val="center"/>
+              <w:rPr>
+                <w:rFonts w:ascii="Tahoma" w:eastAsia="Tahoma" w:hAnsi="Tahoma" w:cs="Tahoma"/>
+                <w:b/>
+                <w:sz w:val="21"/>
+                <w:u w:val="single"/>
+                <w:lang w:val="en-US"/>
+              </w:rPr>
+            </w:pPr>
+            <w:r>
+              <w:rPr>
+                <w:rFonts w:ascii="Tahoma" w:eastAsia="Tahoma" w:hAnsi="Tahoma" w:cs="Tahoma"/>
+                <w:b/>
+                <w:sz w:val="21"/>
+                <w:u w:val="single"/>
+                <w:lang w:val="en-US"/>
+              </w:rPr>
+              <w:t>${nama_penghuni}</w:t>
+            </w:r>
+          </w:p>
+          <w:p>
+            <w:pPr>
+              <w:tabs>
+                <w:tab w:val="left" w:pos="6580"/>
+              </w:tabs>
+              <w:spacing w:line="0" w:lineRule="atLeast"/>
+              <w:jc w:val="center"/>
+              <w:rPr>
+                <w:rFonts w:ascii="Tahoma" w:eastAsia="Tahoma" w:hAnsi="Tahoma" w:cs="Tahoma"/>
+                <w:sz w:val="21"/>
+                <w:lang w:val="en-US"/>
+              </w:rPr>
+            </w:pPr>
+          </w:p>
+        </w:tc>
+        <w:tc>
+          <w:tcPr>
+            <w:tcW w:w="2952" w:type="dxa"/>
+          </w:tcPr>
+          <w:p>
+            <w:pPr>
+              <w:tabs>
+                <w:tab w:val="left" w:pos="6580"/>
+              </w:tabs>
+              <w:spacing w:line="0" w:lineRule="atLeast"/>
+              <w:jc w:val="center"/>
+              <w:rPr>
+                <w:rFonts w:ascii="Tahoma" w:eastAsia="Tahoma" w:hAnsi="Tahoma" w:cs="Tahoma"/>
+                <w:sz w:val="21"/>
+                <w:lang w:val="en-US"/>
+              </w:rPr>
+            </w:pPr>
+          </w:p>
+        </w:tc>
+        <w:tc>
+          <w:tcPr>
+            <w:tcW w:w="3622" w:type="dxa"/>
+          </w:tcPr>
+          <w:p>
+            <w:pPr>
+              <w:tabs>
+                <w:tab w:val="left" w:pos="6580"/>
+              </w:tabs>
+              <w:spacing w:line="0" w:lineRule="atLeast"/>
+              <w:jc w:val="center"/>
+              <w:rPr>
+                <w:rFonts w:ascii="Tahoma" w:eastAsia="Tahoma" w:hAnsi="Tahoma" w:cs="Tahoma"/>
+                <w:sz w:val="21"/>
+                <w:lang w:val="en-US"/>
+              </w:rPr>
+            </w:pPr>
+            <w:r>
+              <w:rPr>
+                <w:rFonts w:ascii="Tahoma" w:eastAsia="Tahoma" w:hAnsi="Tahoma" w:cs="Tahoma"/>
+                <w:b/>
+                <w:sz w:val="21"/>
+                <w:u w:val="single"/>
+                <w:lang w:val="en-US"/>
+              </w:rPr>
+              <w:t>${nama_pihak1}</w:t>
+            </w:r>
+          </w:p>
+        </w:tc>
+      </w:tr>
+      <w:tr>
+        <w:tc>
+          <w:tcPr>
+            <w:tcW w:w="2659" w:type="dxa"/>
+          </w:tcPr>
+          <w:p>
+            <w:pPr>
+              <w:tabs>
+                <w:tab w:val="left" w:pos="6580"/>
+              </w:tabs>
+              <w:spacing w:line="0" w:lineRule="atLeast"/>
+              <w:jc w:val="center"/>
+              <w:rPr>
+                <w:rFonts w:ascii="Tahoma" w:eastAsia="Tahoma" w:hAnsi="Tahoma" w:cs="Tahoma"/>
+                <w:sz w:val="21"/>
+                <w:lang w:val="en-US"/>
+              </w:rPr>
+            </w:pPr>
+          </w:p>
+        </w:tc>
+        <w:tc>
+          <w:tcPr>
+            <w:tcW w:w="2952" w:type="dxa"/>
+          </w:tcPr>
+          <w:p>
+            <w:pPr>
+              <w:tabs>
+                <w:tab w:val="left" w:pos="6580"/>
+              </w:tabs>
+              <w:spacing w:line="0" w:lineRule="atLeast"/>
+              <w:jc w:val="center"/>
+              <w:rPr>
+                <w:rFonts w:ascii="Tahoma" w:eastAsia="Tahoma" w:hAnsi="Tahoma" w:cs="Tahoma"/>
+                <w:sz w:val="21"/>
+                <w:lang w:val="en-US"/>
+              </w:rPr>
+            </w:pPr>
+          </w:p>
+        </w:tc>
+        <w:tc>
+          <w:tcPr>
+            <w:tcW w:w="3622" w:type="dxa"/>
+          </w:tcPr>
+          <w:p>
+            <w:pPr>
+              <w:tabs>
+                <w:tab w:val="left" w:pos="6580"/>
+              </w:tabs>
+              <w:spacing w:line="0" w:lineRule="atLeast"/>
+              <w:jc w:val="center"/>
+              <w:rPr>
+                <w:rFonts w:ascii="Tahoma" w:eastAsia="Tahoma" w:hAnsi="Tahoma" w:cs="Tahoma"/>
+                <w:sz w:val="21"/>
+                <w:lang w:val="en-US"/>
+              </w:rPr>
+            </w:pPr>
+            <w:r>
+              <w:rPr>
+                <w:rFonts w:ascii="Tahoma" w:eastAsia="Tahoma" w:hAnsi="Tahoma" w:cs="Tahoma"/>
+                <w:sz w:val="21"/>
+                <w:lang w:val="en-US"/>
+              </w:rPr>
+              <w:t>NIP. 19770618 200801 1 002</w:t>
+            </w:r>
+          </w:p>
+        </w:tc>
+      </w:tr>
+    </w:tbl>
     <w:p>
       <w:pPr>
         <w:tabs>
@@ -5725,394 +6065,21 @@
         <w:ind w:left="426"/>
         <w:rPr>
           <w:rFonts w:ascii="Tahoma" w:eastAsia="Tahoma" w:hAnsi="Tahoma"/>
-        </w:rPr>
-      </w:pPr>
-      <w:r>
-        <w:rPr>
-          <w:rFonts w:ascii="Tahoma" w:eastAsia="Tahoma" w:hAnsi="Tahoma"/>
-          <w:sz w:val="21"/>
-        </w:rPr>
-        <w:lastRenderedPageBreak/>
-        <w:t>PIHAK KEDUA,</w:t>
-      </w:r>
-      <w:r>
-        <w:rPr>
-          <w:rFonts w:ascii="Times New Roman" w:eastAsia="Times New Roman" w:hAnsi="Times New Roman"/>
-        </w:rPr>
-        <w:tab/>
-      </w:r>
-      <w:r>
-        <w:rPr>
-          <w:rFonts w:ascii="Tahoma" w:eastAsia="Tahoma" w:hAnsi="Tahoma"/>
-        </w:rPr>
-        <w:t>PIHAK PERTAMA,</w:t>
-      </w:r>
-    </w:p>
-    <w:p>
-      <w:pPr>
-        <w:tabs>
-          <w:tab w:val="left" w:pos="5245"/>
-        </w:tabs>
-        <w:spacing w:line="0" w:lineRule="atLeast"/>
-        <w:ind w:left="5129"/>
-        <w:rPr>
-          <w:rFonts w:ascii="Tahoma" w:eastAsia="Tahoma" w:hAnsi="Tahoma"/>
+          <w:sz w:val="21"/>
           <w:lang w:val="en-US"/>
         </w:rPr>
       </w:pPr>
-      <w:r>
-        <w:rPr>
-          <w:rFonts w:ascii="Tahoma" w:eastAsia="Tahoma" w:hAnsi="Tahoma"/>
-          <w:lang w:val="en-US"/>
-        </w:rPr>
-        <w:t>KEPALA UNIT PELAKSANA TEKNIS DAERAH</w:t>
-      </w:r>
-    </w:p>
-    <w:p>
-      <w:pPr>
-        <w:tabs>
-          <w:tab w:val="left" w:pos="5670"/>
+    </w:p>
+    <w:p>
+      <w:pPr>
+        <w:tabs>
+          <w:tab w:val="left" w:pos="6580"/>
         </w:tabs>
         <w:spacing w:line="0" w:lineRule="atLeast"/>
         <w:ind w:left="426"/>
         <w:rPr>
           <w:rFonts w:ascii="Tahoma" w:eastAsia="Tahoma" w:hAnsi="Tahoma"/>
-          <w:lang w:val="en-US"/>
-        </w:rPr>
-      </w:pPr>
-      <w:r>
-        <w:rPr>
-          <w:rFonts w:ascii="Tahoma" w:eastAsia="Tahoma" w:hAnsi="Tahoma"/>
-          <w:lang w:val="en-US"/>
-        </w:rPr>
-        <w:tab/>
-      </w:r>
-      <w:r>
-        <w:rPr>
-          <w:rFonts w:ascii="Tahoma" w:eastAsia="Tahoma" w:hAnsi="Tahoma"/>
-          <w:lang w:val="en-US"/>
-        </w:rPr>
-        <w:tab/>
-      </w:r>
-      <w:r>
-        <w:rPr>
-          <w:rFonts w:ascii="Tahoma" w:eastAsia="Tahoma" w:hAnsi="Tahoma"/>
-          <w:lang w:val="en-US"/>
-        </w:rPr>
-        <w:tab/>
-        <w:t xml:space="preserve">   RUMAH SUSUN</w:t>
-      </w:r>
-    </w:p>
-    <w:p>
-      <w:pPr>
-        <w:spacing w:line="200" w:lineRule="exact"/>
-        <w:ind w:left="426"/>
-        <w:rPr>
-          <w:rFonts w:ascii="Times New Roman" w:eastAsia="Times New Roman" w:hAnsi="Times New Roman"/>
-        </w:rPr>
-      </w:pPr>
-    </w:p>
-    <w:p>
-      <w:pPr>
-        <w:spacing w:line="200" w:lineRule="exact"/>
-        <w:ind w:left="426"/>
-        <w:rPr>
-          <w:rFonts w:ascii="Times New Roman" w:eastAsia="Times New Roman" w:hAnsi="Times New Roman"/>
-        </w:rPr>
-      </w:pPr>
-    </w:p>
-    <w:p>
-      <w:pPr>
-        <w:spacing w:line="200" w:lineRule="exact"/>
-        <w:ind w:left="426"/>
-        <w:rPr>
-          <w:rFonts w:ascii="Times New Roman" w:eastAsia="Times New Roman" w:hAnsi="Times New Roman"/>
-        </w:rPr>
-      </w:pPr>
-    </w:p>
-    <w:p>
-      <w:pPr>
-        <w:spacing w:line="200" w:lineRule="exact"/>
-        <w:ind w:left="426"/>
-        <w:rPr>
-          <w:rFonts w:ascii="Times New Roman" w:eastAsia="Times New Roman" w:hAnsi="Times New Roman"/>
-        </w:rPr>
-      </w:pPr>
-    </w:p>
-    <w:p>
-      <w:pPr>
-        <w:spacing w:line="200" w:lineRule="exact"/>
-        <w:ind w:left="426"/>
-        <w:rPr>
-          <w:rFonts w:ascii="Times New Roman" w:eastAsia="Times New Roman" w:hAnsi="Times New Roman"/>
-        </w:rPr>
-      </w:pPr>
-    </w:p>
-    <w:p>
-      <w:pPr>
-        <w:spacing w:line="248" w:lineRule="exact"/>
-        <w:ind w:left="426"/>
-        <w:rPr>
-          <w:rFonts w:ascii="Times New Roman" w:eastAsia="Times New Roman" w:hAnsi="Times New Roman"/>
-        </w:rPr>
-      </w:pPr>
-    </w:p>
-    <w:p>
-      <w:pPr>
-        <w:tabs>
-          <w:tab w:val="left" w:pos="6237"/>
-        </w:tabs>
-        <w:spacing w:line="0" w:lineRule="atLeast"/>
-        <w:ind w:left="142"/>
-        <w:rPr>
-          <w:rFonts w:ascii="Tahoma" w:eastAsia="Tahoma" w:hAnsi="Tahoma"/>
-          <w:b/>
-          <w:sz w:val="21"/>
-          <w:u w:val="single"/>
-          <w:lang w:val="en-US"/>
-        </w:rPr>
-      </w:pPr>
-      <w:r>
-        <w:rPr>
-          <w:rFonts w:ascii="Tahoma" w:eastAsia="Tahoma" w:hAnsi="Tahoma"/>
-          <w:b/>
-          <w:sz w:val="21"/>
-          <w:lang w:val="en-US"/>
-        </w:rPr>
-        <w:t xml:space="preserve">  </w:t>
-      </w:r>
-      <w:r>
-        <w:rPr>
-          <w:rFonts w:ascii="Tahoma" w:eastAsia="Tahoma" w:hAnsi="Tahoma"/>
-          <w:b/>
-          <w:sz w:val="21"/>
-          <w:u w:val="single"/>
-          <w:lang w:val="en-US"/>
-        </w:rPr>
-        <w:t>${nama_penghuni</w:t>
-      </w:r>
-      <w:r>
-        <w:rPr>
-          <w:rFonts w:ascii="Tahoma" w:eastAsia="Tahoma" w:hAnsi="Tahoma"/>
-          <w:b/>
-          <w:sz w:val="21"/>
-          <w:u w:val="single"/>
-          <w:lang w:val="en-US"/>
-        </w:rPr>
-        <w:t>}</w:t>
-      </w:r>
-    </w:p>
-    <w:p>
-      <w:pPr>
-        <w:tabs>
-          <w:tab w:val="left" w:pos="6237"/>
-        </w:tabs>
-        <w:spacing w:line="0" w:lineRule="atLeast"/>
-        <w:rPr>
-          <w:rFonts w:ascii="Tahoma" w:eastAsia="Tahoma" w:hAnsi="Tahoma"/>
-          <w:b/>
-          <w:sz w:val="21"/>
-          <w:u w:val="single"/>
-          <w:lang w:val="en-US"/>
-        </w:rPr>
-      </w:pPr>
-      <w:r>
-        <w:rPr>
-          <w:rFonts w:ascii="Tahoma" w:eastAsia="Tahoma" w:hAnsi="Tahoma"/>
-          <w:b/>
-          <w:sz w:val="21"/>
-          <w:lang w:val="en-US"/>
-        </w:rPr>
-        <w:tab/>
-      </w:r>
-      <w:r>
-        <w:rPr>
-          <w:rFonts w:ascii="Tahoma" w:eastAsia="Tahoma" w:hAnsi="Tahoma"/>
-          <w:b/>
-          <w:sz w:val="21"/>
-          <w:u w:val="single"/>
-          <w:lang w:val="en-US"/>
-        </w:rPr>
-        <w:t>${nama_pihak1}</w:t>
-      </w:r>
-    </w:p>
-    <w:p>
-      <w:pPr>
-        <w:tabs>
-          <w:tab w:val="left" w:pos="6237"/>
-        </w:tabs>
-        <w:spacing w:line="0" w:lineRule="atLeast"/>
-        <w:ind w:left="6096"/>
-        <w:rPr>
-          <w:rFonts w:ascii="Tahoma" w:eastAsia="Tahoma" w:hAnsi="Tahoma"/>
-          <w:sz w:val="21"/>
-          <w:lang w:val="en-US"/>
-        </w:rPr>
-      </w:pPr>
-      <w:r>
-        <w:rPr>
-          <w:rFonts w:ascii="Tahoma" w:eastAsia="Tahoma" w:hAnsi="Tahoma"/>
-          <w:sz w:val="21"/>
-          <w:lang w:val="en-US"/>
-        </w:rPr>
-        <w:t>NIP. 19770618 200801 1 002</w:t>
-      </w:r>
-    </w:p>
-    <w:p>
-      <w:pPr>
-        <w:tabs>
-          <w:tab w:val="left" w:pos="6237"/>
-        </w:tabs>
-        <w:spacing w:line="0" w:lineRule="atLeast"/>
-        <w:ind w:left="6096"/>
-        <w:rPr>
-          <w:rFonts w:ascii="Tahoma" w:eastAsia="Tahoma" w:hAnsi="Tahoma"/>
-          <w:sz w:val="21"/>
-          <w:lang w:val="en-US"/>
-        </w:rPr>
-      </w:pPr>
-    </w:p>
-    <w:p>
-      <w:pPr>
-        <w:tabs>
-          <w:tab w:val="left" w:pos="6237"/>
-        </w:tabs>
-        <w:spacing w:line="0" w:lineRule="atLeast"/>
-        <w:rPr>
-          <w:rFonts w:ascii="Tahoma" w:eastAsia="Tahoma" w:hAnsi="Tahoma"/>
-          <w:sz w:val="21"/>
-          <w:lang w:val="en-US"/>
-        </w:rPr>
-      </w:pPr>
-    </w:p>
-    <w:p>
-      <w:pPr>
-        <w:tabs>
-          <w:tab w:val="left" w:pos="6237"/>
-        </w:tabs>
-        <w:spacing w:line="0" w:lineRule="atLeast"/>
-        <w:rPr>
-          <w:rFonts w:ascii="Times New Roman" w:eastAsia="Times New Roman" w:hAnsi="Times New Roman"/>
-          <w:lang w:val="en-US"/>
-        </w:rPr>
-      </w:pPr>
-      <w:r>
-        <w:rPr>
-          <w:rFonts w:ascii="Times New Roman" w:eastAsia="Times New Roman" w:hAnsi="Times New Roman"/>
-          <w:lang w:val="en-US"/>
-        </w:rPr>
-        <w:t>${ttd_penghuni}</w:t>
-      </w:r>
-    </w:p>
-    <w:p>
-      <w:pPr>
-        <w:tabs>
-          <w:tab w:val="left" w:pos="6237"/>
-        </w:tabs>
-        <w:spacing w:line="0" w:lineRule="atLeast"/>
-        <w:rPr>
-          <w:rFonts w:ascii="Times New Roman" w:eastAsia="Times New Roman" w:hAnsi="Times New Roman"/>
-          <w:lang w:val="en-US"/>
-        </w:rPr>
-      </w:pPr>
-    </w:p>
-    <w:p>
-      <w:pPr>
-        <w:tabs>
-          <w:tab w:val="left" w:pos="6237"/>
-        </w:tabs>
-        <w:spacing w:line="0" w:lineRule="atLeast"/>
-        <w:rPr>
-          <w:rFonts w:ascii="Times New Roman" w:eastAsia="Times New Roman" w:hAnsi="Times New Roman"/>
-          <w:lang w:val="en-US"/>
-        </w:rPr>
-      </w:pPr>
-    </w:p>
-    <w:p>
-      <w:pPr>
-        <w:tabs>
-          <w:tab w:val="left" w:pos="6237"/>
-        </w:tabs>
-        <w:spacing w:line="0" w:lineRule="atLeast"/>
-        <w:rPr>
-          <w:rFonts w:ascii="Times New Roman" w:eastAsia="Times New Roman" w:hAnsi="Times New Roman"/>
-          <w:lang w:val="en-US"/>
-        </w:rPr>
-      </w:pPr>
-    </w:p>
-    <w:p>
-      <w:pPr>
-        <w:tabs>
-          <w:tab w:val="left" w:pos="6237"/>
-        </w:tabs>
-        <w:spacing w:line="0" w:lineRule="atLeast"/>
-        <w:rPr>
-          <w:rFonts w:ascii="Times New Roman" w:eastAsia="Times New Roman" w:hAnsi="Times New Roman"/>
-          <w:lang w:val="en-US"/>
-        </w:rPr>
-      </w:pPr>
-    </w:p>
-    <w:p>
-      <w:pPr>
-        <w:tabs>
-          <w:tab w:val="left" w:pos="6237"/>
-        </w:tabs>
-        <w:spacing w:line="0" w:lineRule="atLeast"/>
-        <w:rPr>
-          <w:rFonts w:ascii="Times New Roman" w:eastAsia="Times New Roman" w:hAnsi="Times New Roman"/>
-          <w:lang w:val="en-US"/>
-        </w:rPr>
-      </w:pPr>
-    </w:p>
-    <w:p>
-      <w:pPr>
-        <w:tabs>
-          <w:tab w:val="left" w:pos="6237"/>
-        </w:tabs>
-        <w:spacing w:line="0" w:lineRule="atLeast"/>
-        <w:rPr>
-          <w:rFonts w:ascii="Tahoma" w:eastAsia="Tahoma" w:hAnsi="Tahoma"/>
-          <w:sz w:val="21"/>
-          <w:lang w:val="en-US"/>
-        </w:rPr>
-      </w:pPr>
-      <w:r>
-        <w:rPr>
-          <w:rFonts w:ascii="Times New Roman" w:eastAsia="Times New Roman" w:hAnsi="Times New Roman"/>
-          <w:lang w:val="en-US"/>
-        </w:rPr>
-        <w:t>${ttd_pihak1}</w:t>
-      </w:r>
-    </w:p>
-    <w:p>
-      <w:pPr>
-        <w:spacing w:line="200" w:lineRule="exact"/>
-        <w:rPr>
-          <w:rFonts w:ascii="Times New Roman" w:eastAsia="Times New Roman" w:hAnsi="Times New Roman"/>
-        </w:rPr>
-      </w:pPr>
-    </w:p>
-    <w:p>
-      <w:pPr>
-        <w:spacing w:line="200" w:lineRule="exact"/>
-        <w:rPr>
-          <w:rFonts w:ascii="Times New Roman" w:eastAsia="Times New Roman" w:hAnsi="Times New Roman"/>
-        </w:rPr>
-      </w:pPr>
-    </w:p>
-    <w:p>
-      <w:pPr>
-        <w:spacing w:line="200" w:lineRule="exact"/>
-        <w:rPr>
-          <w:rFonts w:ascii="Times New Roman" w:eastAsia="Times New Roman" w:hAnsi="Times New Roman"/>
-        </w:rPr>
-      </w:pPr>
-    </w:p>
-    <w:p>
-      <w:pPr>
-        <w:spacing w:line="200" w:lineRule="exact"/>
-        <w:rPr>
-          <w:rFonts w:ascii="Times New Roman" w:eastAsia="Times New Roman" w:hAnsi="Times New Roman"/>
+          <w:sz w:val="21"/>
         </w:rPr>
       </w:pPr>
     </w:p>
@@ -9612,6 +9579,22 @@
       <w:szCs w:val="18"/>
     </w:rPr>
   </w:style>
+  <w:style w:type="table" w:styleId="TableGrid">
+    <w:name w:val="Table Grid"/>
+    <w:basedOn w:val="TableNormal"/>
+    <w:uiPriority w:val="39"/>
+    <w:rsid w:val="00047BC0"/>
+    <w:tblPr>
+      <w:tblBorders>
+        <w:top w:val="single" w:sz="4" w:space="0" w:color="auto"/>
+        <w:left w:val="single" w:sz="4" w:space="0" w:color="auto"/>
+        <w:bottom w:val="single" w:sz="4" w:space="0" w:color="auto"/>
+        <w:right w:val="single" w:sz="4" w:space="0" w:color="auto"/>
+        <w:insideH w:val="single" w:sz="4" w:space="0" w:color="auto"/>
+        <w:insideV w:val="single" w:sz="4" w:space="0" w:color="auto"/>
+      </w:tblBorders>
+    </w:tblPr>
+  </w:style>
 </w:styles>
 </file>
 
